--- a/Lộ trình.docx
+++ b/Lộ trình.docx
@@ -254,7 +254,6 @@
         <w:pStyle w:val="NormalWeb"/>
         <w:ind w:left="720" w:firstLine="360"/>
       </w:pPr>
-      <w:proofErr w:type="gramStart"/>
       <w:r>
         <w:t xml:space="preserve">  </w:t>
       </w:r>
@@ -263,44 +262,11 @@
           <w:b/>
           <w:bCs/>
         </w:rPr>
-        <w:t>Controller</w:t>
-      </w:r>
-      <w:proofErr w:type="gramEnd"/>
-      <w:r>
-        <w:rPr>
-          <w:b/>
-          <w:bCs/>
-        </w:rPr>
-        <w:t>:</w:t>
-      </w:r>
-      <w:r>
-        <w:t xml:space="preserve"> </w:t>
-      </w:r>
-      <w:proofErr w:type="spellStart"/>
-      <w:r>
-        <w:t>Nhận</w:t>
-      </w:r>
-      <w:proofErr w:type="spellEnd"/>
-      <w:r>
-        <w:t xml:space="preserve"> request </w:t>
-      </w:r>
-      <w:proofErr w:type="spellStart"/>
-      <w:r>
-        <w:t>từ</w:t>
-      </w:r>
-      <w:proofErr w:type="spellEnd"/>
-      <w:r>
-        <w:t xml:space="preserve"> React -&gt; </w:t>
-      </w:r>
-      <w:proofErr w:type="spellStart"/>
-      <w:r>
-        <w:t>Gọi</w:t>
-      </w:r>
-      <w:proofErr w:type="spellEnd"/>
-      <w:r>
-        <w:t xml:space="preserve"> </w:t>
-      </w:r>
-      <w:proofErr w:type="spellStart"/>
+        <w:t>Controller:</w:t>
+      </w:r>
+      <w:r>
+        <w:t xml:space="preserve"> Nhận request từ React -&gt; Gọi </w:t>
+      </w:r>
       <w:r>
         <w:rPr>
           <w:rStyle w:val="HTMLCode"/>
@@ -308,7 +274,6 @@
         </w:rPr>
         <w:t>AuthService</w:t>
       </w:r>
-      <w:proofErr w:type="spellEnd"/>
       <w:r>
         <w:t>.</w:t>
       </w:r>
@@ -318,55 +283,19 @@
         <w:pStyle w:val="NormalWeb"/>
         <w:ind w:left="720" w:firstLine="360"/>
       </w:pPr>
-      <w:proofErr w:type="gramStart"/>
       <w:r>
         <w:t xml:space="preserve">  </w:t>
       </w:r>
-      <w:proofErr w:type="spellStart"/>
-      <w:r>
-        <w:rPr>
-          <w:b/>
-          <w:bCs/>
-        </w:rPr>
-        <w:t>AuthService</w:t>
-      </w:r>
-      <w:proofErr w:type="spellEnd"/>
-      <w:proofErr w:type="gramEnd"/>
-      <w:r>
-        <w:rPr>
-          <w:b/>
-          <w:bCs/>
-        </w:rPr>
-        <w:t>:</w:t>
-      </w:r>
-      <w:r>
-        <w:t xml:space="preserve"> </w:t>
-      </w:r>
-      <w:proofErr w:type="spellStart"/>
-      <w:r>
-        <w:t>Xử</w:t>
-      </w:r>
-      <w:proofErr w:type="spellEnd"/>
-      <w:r>
-        <w:t xml:space="preserve"> </w:t>
-      </w:r>
-      <w:proofErr w:type="spellStart"/>
-      <w:r>
-        <w:t>lý</w:t>
-      </w:r>
-      <w:proofErr w:type="spellEnd"/>
-      <w:r>
-        <w:t xml:space="preserve"> logic (Hash pass, Check logic) -&gt; </w:t>
-      </w:r>
-      <w:proofErr w:type="spellStart"/>
-      <w:r>
-        <w:t>Gọi</w:t>
-      </w:r>
-      <w:proofErr w:type="spellEnd"/>
-      <w:r>
-        <w:t xml:space="preserve"> </w:t>
-      </w:r>
-      <w:proofErr w:type="spellStart"/>
+      <w:r>
+        <w:rPr>
+          <w:b/>
+          <w:bCs/>
+        </w:rPr>
+        <w:t>AuthService:</w:t>
+      </w:r>
+      <w:r>
+        <w:t xml:space="preserve"> Xử lý logic (Hash pass, Check logic) -&gt; Gọi </w:t>
+      </w:r>
       <w:r>
         <w:rPr>
           <w:rStyle w:val="HTMLCode"/>
@@ -374,43 +303,9 @@
         </w:rPr>
         <w:t>UserRepository</w:t>
       </w:r>
-      <w:proofErr w:type="spellEnd"/>
-      <w:r>
-        <w:t xml:space="preserve"> </w:t>
-      </w:r>
-      <w:proofErr w:type="spellStart"/>
-      <w:r>
-        <w:t>để</w:t>
-      </w:r>
-      <w:proofErr w:type="spellEnd"/>
-      <w:r>
-        <w:t xml:space="preserve"> </w:t>
-      </w:r>
-      <w:proofErr w:type="spellStart"/>
-      <w:r>
-        <w:t>lấy</w:t>
-      </w:r>
-      <w:proofErr w:type="spellEnd"/>
-      <w:r>
-        <w:t>/</w:t>
-      </w:r>
-      <w:proofErr w:type="spellStart"/>
-      <w:r>
-        <w:t>lưu</w:t>
-      </w:r>
-      <w:proofErr w:type="spellEnd"/>
-      <w:r>
-        <w:t xml:space="preserve"> data -&gt; </w:t>
-      </w:r>
-      <w:proofErr w:type="spellStart"/>
-      <w:r>
-        <w:t>Gọi</w:t>
-      </w:r>
-      <w:proofErr w:type="spellEnd"/>
-      <w:r>
-        <w:t xml:space="preserve"> </w:t>
-      </w:r>
-      <w:proofErr w:type="spellStart"/>
+      <w:r>
+        <w:t xml:space="preserve"> để lấy/lưu data -&gt; Gọi </w:t>
+      </w:r>
       <w:r>
         <w:rPr>
           <w:rStyle w:val="HTMLCode"/>
@@ -418,33 +313,8 @@
         </w:rPr>
         <w:t>JwtHelper</w:t>
       </w:r>
-      <w:proofErr w:type="spellEnd"/>
-      <w:r>
-        <w:t xml:space="preserve"> </w:t>
-      </w:r>
-      <w:proofErr w:type="spellStart"/>
-      <w:r>
-        <w:t>nếu</w:t>
-      </w:r>
-      <w:proofErr w:type="spellEnd"/>
-      <w:r>
-        <w:t xml:space="preserve"> </w:t>
-      </w:r>
-      <w:proofErr w:type="spellStart"/>
-      <w:r>
-        <w:t>cần</w:t>
-      </w:r>
-      <w:proofErr w:type="spellEnd"/>
-      <w:r>
-        <w:t xml:space="preserve"> </w:t>
-      </w:r>
-      <w:proofErr w:type="spellStart"/>
-      <w:r>
-        <w:t>tạo</w:t>
-      </w:r>
-      <w:proofErr w:type="spellEnd"/>
-      <w:r>
-        <w:t xml:space="preserve"> token.</w:t>
+      <w:r>
+        <w:t xml:space="preserve"> nếu cần tạo token.</w:t>
       </w:r>
     </w:p>
     <w:p>
@@ -455,56 +325,15 @@
       <w:r>
         <w:t xml:space="preserve">  </w:t>
       </w:r>
-      <w:proofErr w:type="spellStart"/>
-      <w:r>
-        <w:rPr>
-          <w:b/>
-          <w:bCs/>
-        </w:rPr>
-        <w:t>UserRepository</w:t>
-      </w:r>
-      <w:proofErr w:type="spellEnd"/>
-      <w:r>
-        <w:rPr>
-          <w:b/>
-          <w:bCs/>
-        </w:rPr>
-        <w:t>:</w:t>
-      </w:r>
-      <w:r>
-        <w:t xml:space="preserve"> </w:t>
-      </w:r>
-      <w:proofErr w:type="spellStart"/>
-      <w:r>
-        <w:t>Chạy</w:t>
-      </w:r>
-      <w:proofErr w:type="spellEnd"/>
-      <w:r>
-        <w:t xml:space="preserve"> </w:t>
-      </w:r>
-      <w:proofErr w:type="spellStart"/>
-      <w:r>
-        <w:t>lệnh</w:t>
-      </w:r>
-      <w:proofErr w:type="spellEnd"/>
-      <w:r>
-        <w:t xml:space="preserve"> Entity Framework </w:t>
-      </w:r>
-      <w:proofErr w:type="spellStart"/>
-      <w:r>
-        <w:t>tương</w:t>
-      </w:r>
-      <w:proofErr w:type="spellEnd"/>
-      <w:r>
-        <w:t xml:space="preserve"> </w:t>
-      </w:r>
-      <w:proofErr w:type="spellStart"/>
-      <w:r>
-        <w:t>tác</w:t>
-      </w:r>
-      <w:proofErr w:type="spellEnd"/>
-      <w:r>
-        <w:t xml:space="preserve"> SQL Server.</w:t>
+      <w:r>
+        <w:rPr>
+          <w:b/>
+          <w:bCs/>
+        </w:rPr>
+        <w:t>UserRepository:</w:t>
+      </w:r>
+      <w:r>
+        <w:t xml:space="preserve"> Chạy lệnh Entity Framework tương tác SQL Server.</w:t>
       </w:r>
     </w:p>
     <w:p>
@@ -512,141 +341,28 @@
         <w:pStyle w:val="NormalWeb"/>
         <w:ind w:left="720" w:firstLine="720"/>
       </w:pPr>
-      <w:proofErr w:type="gramStart"/>
       <w:r>
         <w:t xml:space="preserve">  </w:t>
       </w:r>
-      <w:proofErr w:type="spellStart"/>
-      <w:r>
-        <w:rPr>
-          <w:b/>
-          <w:bCs/>
-        </w:rPr>
-        <w:t>AutoMapper</w:t>
-      </w:r>
-      <w:proofErr w:type="spellEnd"/>
-      <w:proofErr w:type="gramEnd"/>
-      <w:r>
-        <w:rPr>
-          <w:b/>
-          <w:bCs/>
-        </w:rPr>
-        <w:t>:</w:t>
-      </w:r>
-      <w:r>
-        <w:t xml:space="preserve"> </w:t>
-      </w:r>
-      <w:proofErr w:type="spellStart"/>
-      <w:r>
-        <w:t>Giúp</w:t>
-      </w:r>
-      <w:proofErr w:type="spellEnd"/>
-      <w:r>
-        <w:t xml:space="preserve"> code </w:t>
-      </w:r>
-      <w:proofErr w:type="spellStart"/>
-      <w:r>
-        <w:t>trong</w:t>
-      </w:r>
-      <w:proofErr w:type="spellEnd"/>
-      <w:r>
-        <w:t xml:space="preserve"> Service </w:t>
-      </w:r>
-      <w:proofErr w:type="spellStart"/>
-      <w:r>
-        <w:t>ngắn</w:t>
-      </w:r>
-      <w:proofErr w:type="spellEnd"/>
-      <w:r>
-        <w:t xml:space="preserve"> </w:t>
-      </w:r>
-      <w:proofErr w:type="spellStart"/>
-      <w:r>
-        <w:t>gọn</w:t>
-      </w:r>
-      <w:proofErr w:type="spellEnd"/>
-      <w:r>
-        <w:t xml:space="preserve"> </w:t>
-      </w:r>
-      <w:proofErr w:type="spellStart"/>
-      <w:r>
-        <w:t>hơn</w:t>
-      </w:r>
-      <w:proofErr w:type="spellEnd"/>
-      <w:r>
-        <w:t xml:space="preserve"> (</w:t>
-      </w:r>
-      <w:proofErr w:type="spellStart"/>
-      <w:r>
-        <w:t>không</w:t>
-      </w:r>
-      <w:proofErr w:type="spellEnd"/>
-      <w:r>
-        <w:t xml:space="preserve"> </w:t>
-      </w:r>
-      <w:proofErr w:type="spellStart"/>
-      <w:r>
-        <w:t>phải</w:t>
-      </w:r>
-      <w:proofErr w:type="spellEnd"/>
-      <w:r>
-        <w:t xml:space="preserve"> </w:t>
-      </w:r>
-      <w:proofErr w:type="spellStart"/>
-      <w:r>
-        <w:t>viết</w:t>
-      </w:r>
-      <w:proofErr w:type="spellEnd"/>
-      <w:r>
-        <w:t xml:space="preserve"> </w:t>
-      </w:r>
-      <w:proofErr w:type="spellStart"/>
-      <w:proofErr w:type="gramStart"/>
+      <w:r>
+        <w:rPr>
+          <w:b/>
+          <w:bCs/>
+        </w:rPr>
+        <w:t>AutoMapper:</w:t>
+      </w:r>
+      <w:r>
+        <w:t xml:space="preserve"> Giúp code trong Service ngắn gọn hơn (không phải viết </w:t>
+      </w:r>
       <w:r>
         <w:rPr>
           <w:rStyle w:val="HTMLCode"/>
           <w:rFonts w:ascii="Times New Roman" w:eastAsiaTheme="majorEastAsia" w:hAnsi="Times New Roman" w:cs="Times New Roman"/>
         </w:rPr>
-        <w:t>user.Email</w:t>
-      </w:r>
-      <w:proofErr w:type="spellEnd"/>
-      <w:proofErr w:type="gramEnd"/>
-      <w:r>
-        <w:rPr>
-          <w:rStyle w:val="HTMLCode"/>
-          <w:rFonts w:ascii="Times New Roman" w:eastAsiaTheme="majorEastAsia" w:hAnsi="Times New Roman" w:cs="Times New Roman"/>
-        </w:rPr>
-        <w:t xml:space="preserve"> = </w:t>
-      </w:r>
-      <w:proofErr w:type="spellStart"/>
-      <w:proofErr w:type="gramStart"/>
-      <w:r>
-        <w:rPr>
-          <w:rStyle w:val="HTMLCode"/>
-          <w:rFonts w:ascii="Times New Roman" w:eastAsiaTheme="majorEastAsia" w:hAnsi="Times New Roman" w:cs="Times New Roman"/>
-        </w:rPr>
-        <w:t>request.Email</w:t>
-      </w:r>
-      <w:proofErr w:type="spellEnd"/>
-      <w:proofErr w:type="gramEnd"/>
-      <w:r>
-        <w:t xml:space="preserve"> </w:t>
-      </w:r>
-      <w:proofErr w:type="spellStart"/>
-      <w:r>
-        <w:t>thủ</w:t>
-      </w:r>
-      <w:proofErr w:type="spellEnd"/>
-      <w:r>
-        <w:t xml:space="preserve"> </w:t>
-      </w:r>
-      <w:proofErr w:type="spellStart"/>
-      <w:r>
-        <w:t>công</w:t>
-      </w:r>
-      <w:proofErr w:type="spellEnd"/>
-      <w:r>
-        <w:t>).</w:t>
+        <w:t>user.Email = request.Email</w:t>
+      </w:r>
+      <w:r>
+        <w:t xml:space="preserve"> thủ công).</w:t>
       </w:r>
     </w:p>
     <w:p>
@@ -3505,12 +3221,14 @@
         </w:numPr>
         <w:rPr>
           <w:rFonts w:ascii="Times New Roman" w:hAnsi="Times New Roman" w:cs="Times New Roman"/>
-          <w:lang w:val="en-US"/>
-        </w:rPr>
-      </w:pPr>
-      <w:r>
-        <w:rPr>
-          <w:rFonts w:ascii="Times New Roman" w:hAnsi="Times New Roman" w:cs="Times New Roman"/>
+          <w:color w:val="EE0000"/>
+          <w:lang w:val="en-US"/>
+        </w:rPr>
+      </w:pPr>
+      <w:r>
+        <w:rPr>
+          <w:rFonts w:ascii="Times New Roman" w:hAnsi="Times New Roman" w:cs="Times New Roman"/>
+          <w:color w:val="EE0000"/>
           <w:lang w:val="en-US"/>
         </w:rPr>
         <w:t>Theo dõi hr mỗi lần đăng bài sẽ có thông báo hr đăng bài cho những người theo dõi</w:t>
@@ -3525,12 +3243,14 @@
         </w:numPr>
         <w:rPr>
           <w:rFonts w:ascii="Times New Roman" w:hAnsi="Times New Roman" w:cs="Times New Roman"/>
-          <w:lang w:val="en-US"/>
-        </w:rPr>
-      </w:pPr>
-      <w:r>
-        <w:rPr>
-          <w:rFonts w:ascii="Times New Roman" w:hAnsi="Times New Roman" w:cs="Times New Roman"/>
+          <w:color w:val="EE0000"/>
+          <w:lang w:val="en-US"/>
+        </w:rPr>
+      </w:pPr>
+      <w:r>
+        <w:rPr>
+          <w:rFonts w:ascii="Times New Roman" w:hAnsi="Times New Roman" w:cs="Times New Roman"/>
+          <w:color w:val="EE0000"/>
           <w:lang w:val="en-US"/>
         </w:rPr>
         <w:t>Đánh giá</w:t>
@@ -3545,6 +3265,121 @@
         </w:numPr>
         <w:rPr>
           <w:rFonts w:ascii="Times New Roman" w:hAnsi="Times New Roman" w:cs="Times New Roman"/>
+          <w:color w:val="EE0000"/>
+          <w:lang w:val="en-US"/>
+        </w:rPr>
+      </w:pPr>
+      <w:r>
+        <w:rPr>
+          <w:rFonts w:ascii="Times New Roman" w:hAnsi="Times New Roman" w:cs="Times New Roman"/>
+          <w:color w:val="EE0000"/>
+          <w:lang w:val="en-US"/>
+        </w:rPr>
+        <w:t>Hiện tb đánh giá ra card</w:t>
+      </w:r>
+      <w:r>
+        <w:rPr>
+          <w:rFonts w:ascii="Times New Roman" w:hAnsi="Times New Roman" w:cs="Times New Roman"/>
+          <w:color w:val="EE0000"/>
+          <w:lang w:val="en-US"/>
+        </w:rPr>
+        <w:t>, hiện tổng bình luận theo đánh giá và xem bình luận theo đánh giá</w:t>
+      </w:r>
+      <w:r>
+        <w:rPr>
+          <w:rFonts w:ascii="Times New Roman" w:hAnsi="Times New Roman" w:cs="Times New Roman"/>
+          <w:color w:val="EE0000"/>
+          <w:lang w:val="en-US"/>
+        </w:rPr>
+        <w:t xml:space="preserve"> (đã làm api)</w:t>
+      </w:r>
+    </w:p>
+    <w:p>
+      <w:pPr>
+        <w:pStyle w:val="ListParagraph"/>
+        <w:numPr>
+          <w:ilvl w:val="0"/>
+          <w:numId w:val="16"/>
+        </w:numPr>
+        <w:rPr>
+          <w:rFonts w:ascii="Times New Roman" w:hAnsi="Times New Roman" w:cs="Times New Roman"/>
+          <w:color w:val="EE0000"/>
+          <w:lang w:val="en-US"/>
+        </w:rPr>
+      </w:pPr>
+      <w:r>
+        <w:rPr>
+          <w:rFonts w:ascii="Times New Roman" w:hAnsi="Times New Roman" w:cs="Times New Roman"/>
+          <w:color w:val="EE0000"/>
+          <w:lang w:val="en-US"/>
+        </w:rPr>
+        <w:t>Thêm phản hồi trực tiếp tại bình luận luôn</w:t>
+      </w:r>
+      <w:r>
+        <w:rPr>
+          <w:rFonts w:ascii="Times New Roman" w:hAnsi="Times New Roman" w:cs="Times New Roman"/>
+          <w:color w:val="EE0000"/>
+          <w:lang w:val="en-US"/>
+        </w:rPr>
+        <w:t xml:space="preserve"> (đã làm api)</w:t>
+      </w:r>
+    </w:p>
+    <w:p>
+      <w:pPr>
+        <w:pStyle w:val="ListParagraph"/>
+        <w:numPr>
+          <w:ilvl w:val="0"/>
+          <w:numId w:val="16"/>
+        </w:numPr>
+        <w:rPr>
+          <w:rFonts w:ascii="Times New Roman" w:hAnsi="Times New Roman" w:cs="Times New Roman"/>
+          <w:lang w:val="en-US"/>
+        </w:rPr>
+      </w:pPr>
+      <w:r>
+        <w:rPr>
+          <w:rFonts w:ascii="Times New Roman" w:hAnsi="Times New Roman" w:cs="Times New Roman"/>
+          <w:lang w:val="en-US"/>
+        </w:rPr>
+        <w:t>HR click thông báo chuyển sang trang chi tiết chứa thông báo đấy</w:t>
+      </w:r>
+      <w:r>
+        <w:rPr>
+          <w:rFonts w:ascii="Times New Roman" w:hAnsi="Times New Roman" w:cs="Times New Roman"/>
+          <w:lang w:val="en-US"/>
+        </w:rPr>
+        <w:t xml:space="preserve"> nếu là người dùng folklow thì chuyển đển trang profile của họ</w:t>
+      </w:r>
+      <w:r>
+        <w:rPr>
+          <w:rFonts w:ascii="Times New Roman" w:hAnsi="Times New Roman" w:cs="Times New Roman"/>
+          <w:lang w:val="en-US"/>
+        </w:rPr>
+        <w:t>(</w:t>
+      </w:r>
+      <w:r>
+        <w:rPr>
+          <w:rFonts w:ascii="Times New Roman" w:hAnsi="Times New Roman" w:cs="Times New Roman"/>
+        </w:rPr>
+        <w:t>Hiện tại đang dùng userId làm fallback, nhưng nếu backend gửi đúng referenceId (ID của follower) thì sẽ chính xác hơn. Bạn nên cập nhật backend để gửi thêm referenceId khi tạo notification.</w:t>
+      </w:r>
+      <w:r>
+        <w:rPr>
+          <w:rFonts w:ascii="Times New Roman" w:hAnsi="Times New Roman" w:cs="Times New Roman"/>
+          <w:lang w:val="en-US"/>
+        </w:rPr>
+        <w:t>)</w:t>
+      </w:r>
+    </w:p>
+    <w:p>
+      <w:pPr>
+        <w:pStyle w:val="ListParagraph"/>
+        <w:numPr>
+          <w:ilvl w:val="0"/>
+          <w:numId w:val="16"/>
+        </w:numPr>
+        <w:rPr>
+          <w:rFonts w:ascii="Times New Roman" w:hAnsi="Times New Roman" w:cs="Times New Roman"/>
           <w:lang w:val="en-US"/>
         </w:rPr>
       </w:pPr>
@@ -3565,16 +3400,26 @@
         </w:numPr>
         <w:rPr>
           <w:rFonts w:ascii="Times New Roman" w:hAnsi="Times New Roman" w:cs="Times New Roman"/>
-          <w:lang w:val="en-US"/>
-        </w:rPr>
-      </w:pPr>
-      <w:r>
-        <w:rPr>
-          <w:rFonts w:ascii="Times New Roman" w:hAnsi="Times New Roman" w:cs="Times New Roman"/>
+          <w:color w:val="EE0000"/>
+          <w:lang w:val="en-US"/>
+        </w:rPr>
+      </w:pPr>
+      <w:r>
+        <w:rPr>
+          <w:rFonts w:ascii="Times New Roman" w:hAnsi="Times New Roman" w:cs="Times New Roman"/>
+          <w:color w:val="EE0000"/>
           <w:lang w:val="en-US"/>
         </w:rPr>
         <w:t>Thống kê bên hr theo năm tháng tuần</w:t>
       </w:r>
+      <w:r>
+        <w:rPr>
+          <w:rFonts w:ascii="Times New Roman" w:hAnsi="Times New Roman" w:cs="Times New Roman"/>
+          <w:color w:val="EE0000"/>
+          <w:lang w:val="en-US"/>
+        </w:rPr>
+        <w:t>(đã làm api)</w:t>
+      </w:r>
     </w:p>
     <w:p>
       <w:pPr>
@@ -3585,15 +3430,25 @@
         </w:numPr>
         <w:rPr>
           <w:rFonts w:ascii="Times New Roman" w:hAnsi="Times New Roman" w:cs="Times New Roman"/>
-          <w:lang w:val="en-US"/>
-        </w:rPr>
-      </w:pPr>
-      <w:r>
-        <w:rPr>
-          <w:rFonts w:ascii="Times New Roman" w:hAnsi="Times New Roman" w:cs="Times New Roman"/>
+          <w:color w:val="EE0000"/>
+          <w:lang w:val="en-US"/>
+        </w:rPr>
+      </w:pPr>
+      <w:r>
+        <w:rPr>
+          <w:rFonts w:ascii="Times New Roman" w:hAnsi="Times New Roman" w:cs="Times New Roman"/>
+          <w:color w:val="EE0000"/>
           <w:lang w:val="en-US"/>
         </w:rPr>
         <w:t>Thêm link site công ty</w:t>
+      </w:r>
+      <w:r>
+        <w:rPr>
+          <w:rFonts w:ascii="Times New Roman" w:hAnsi="Times New Roman" w:cs="Times New Roman"/>
+          <w:color w:val="EE0000"/>
+          <w:lang w:val="en-US"/>
+        </w:rPr>
+        <w:t xml:space="preserve"> (đã làm api)</w:t>
       </w:r>
     </w:p>
     <w:p>
@@ -6573,7 +6428,6 @@
   <w:style w:type="character" w:default="1" w:styleId="DefaultParagraphFont">
     <w:name w:val="Default Paragraph Font"/>
     <w:uiPriority w:val="1"/>
-    <w:semiHidden/>
     <w:unhideWhenUsed/>
   </w:style>
   <w:style w:type="table" w:default="1" w:styleId="TableNormal">

--- a/Lộ trình.docx
+++ b/Lộ trình.docx
@@ -3400,6 +3400,26 @@
         </w:numPr>
         <w:rPr>
           <w:rFonts w:ascii="Times New Roman" w:hAnsi="Times New Roman" w:cs="Times New Roman"/>
+          <w:lang w:val="en-US"/>
+        </w:rPr>
+      </w:pPr>
+      <w:r>
+        <w:rPr>
+          <w:rFonts w:ascii="Times New Roman" w:hAnsi="Times New Roman" w:cs="Times New Roman"/>
+          <w:lang w:val="en-US"/>
+        </w:rPr>
+        <w:t>Hiển thị bình luận của đánh giá</w:t>
+      </w:r>
+    </w:p>
+    <w:p>
+      <w:pPr>
+        <w:pStyle w:val="ListParagraph"/>
+        <w:numPr>
+          <w:ilvl w:val="0"/>
+          <w:numId w:val="16"/>
+        </w:numPr>
+        <w:rPr>
+          <w:rFonts w:ascii="Times New Roman" w:hAnsi="Times New Roman" w:cs="Times New Roman"/>
           <w:color w:val="EE0000"/>
           <w:lang w:val="en-US"/>
         </w:rPr>
@@ -3450,6 +3470,16 @@
         </w:rPr>
         <w:t xml:space="preserve"> (đã làm api)</w:t>
       </w:r>
+    </w:p>
+    <w:p>
+      <w:pPr>
+        <w:ind w:left="360"/>
+        <w:rPr>
+          <w:rFonts w:ascii="Times New Roman" w:hAnsi="Times New Roman" w:cs="Times New Roman"/>
+          <w:color w:val="EE0000"/>
+          <w:lang w:val="en-US"/>
+        </w:rPr>
+      </w:pPr>
     </w:p>
     <w:p>
       <w:pPr>
@@ -6428,6 +6458,7 @@
   <w:style w:type="character" w:default="1" w:styleId="DefaultParagraphFont">
     <w:name w:val="Default Paragraph Font"/>
     <w:uiPriority w:val="1"/>
+    <w:semiHidden/>
     <w:unhideWhenUsed/>
   </w:style>
   <w:style w:type="table" w:default="1" w:styleId="TableNormal">

--- a/Lộ trình.docx
+++ b/Lộ trình.docx
@@ -254,6 +254,7 @@
         <w:pStyle w:val="NormalWeb"/>
         <w:ind w:left="720" w:firstLine="360"/>
       </w:pPr>
+      <w:proofErr w:type="gramStart"/>
       <w:r>
         <w:t xml:space="preserve">  </w:t>
       </w:r>
@@ -262,11 +263,44 @@
           <w:b/>
           <w:bCs/>
         </w:rPr>
-        <w:t>Controller:</w:t>
-      </w:r>
-      <w:r>
-        <w:t xml:space="preserve"> Nhận request từ React -&gt; Gọi </w:t>
-      </w:r>
+        <w:t>Controller</w:t>
+      </w:r>
+      <w:proofErr w:type="gramEnd"/>
+      <w:r>
+        <w:rPr>
+          <w:b/>
+          <w:bCs/>
+        </w:rPr>
+        <w:t>:</w:t>
+      </w:r>
+      <w:r>
+        <w:t xml:space="preserve"> </w:t>
+      </w:r>
+      <w:proofErr w:type="spellStart"/>
+      <w:r>
+        <w:t>Nhận</w:t>
+      </w:r>
+      <w:proofErr w:type="spellEnd"/>
+      <w:r>
+        <w:t xml:space="preserve"> request </w:t>
+      </w:r>
+      <w:proofErr w:type="spellStart"/>
+      <w:r>
+        <w:t>từ</w:t>
+      </w:r>
+      <w:proofErr w:type="spellEnd"/>
+      <w:r>
+        <w:t xml:space="preserve"> React -&gt; </w:t>
+      </w:r>
+      <w:proofErr w:type="spellStart"/>
+      <w:r>
+        <w:t>Gọi</w:t>
+      </w:r>
+      <w:proofErr w:type="spellEnd"/>
+      <w:r>
+        <w:t xml:space="preserve"> </w:t>
+      </w:r>
+      <w:proofErr w:type="spellStart"/>
       <w:r>
         <w:rPr>
           <w:rStyle w:val="HTMLCode"/>
@@ -274,6 +308,7 @@
         </w:rPr>
         <w:t>AuthService</w:t>
       </w:r>
+      <w:proofErr w:type="spellEnd"/>
       <w:r>
         <w:t>.</w:t>
       </w:r>
@@ -283,19 +318,55 @@
         <w:pStyle w:val="NormalWeb"/>
         <w:ind w:left="720" w:firstLine="360"/>
       </w:pPr>
+      <w:proofErr w:type="gramStart"/>
       <w:r>
         <w:t xml:space="preserve">  </w:t>
       </w:r>
-      <w:r>
-        <w:rPr>
-          <w:b/>
-          <w:bCs/>
-        </w:rPr>
-        <w:t>AuthService:</w:t>
-      </w:r>
-      <w:r>
-        <w:t xml:space="preserve"> Xử lý logic (Hash pass, Check logic) -&gt; Gọi </w:t>
-      </w:r>
+      <w:proofErr w:type="spellStart"/>
+      <w:r>
+        <w:rPr>
+          <w:b/>
+          <w:bCs/>
+        </w:rPr>
+        <w:t>AuthService</w:t>
+      </w:r>
+      <w:proofErr w:type="spellEnd"/>
+      <w:proofErr w:type="gramEnd"/>
+      <w:r>
+        <w:rPr>
+          <w:b/>
+          <w:bCs/>
+        </w:rPr>
+        <w:t>:</w:t>
+      </w:r>
+      <w:r>
+        <w:t xml:space="preserve"> </w:t>
+      </w:r>
+      <w:proofErr w:type="spellStart"/>
+      <w:r>
+        <w:t>Xử</w:t>
+      </w:r>
+      <w:proofErr w:type="spellEnd"/>
+      <w:r>
+        <w:t xml:space="preserve"> </w:t>
+      </w:r>
+      <w:proofErr w:type="spellStart"/>
+      <w:r>
+        <w:t>lý</w:t>
+      </w:r>
+      <w:proofErr w:type="spellEnd"/>
+      <w:r>
+        <w:t xml:space="preserve"> logic (Hash pass, Check logic) -&gt; </w:t>
+      </w:r>
+      <w:proofErr w:type="spellStart"/>
+      <w:r>
+        <w:t>Gọi</w:t>
+      </w:r>
+      <w:proofErr w:type="spellEnd"/>
+      <w:r>
+        <w:t xml:space="preserve"> </w:t>
+      </w:r>
+      <w:proofErr w:type="spellStart"/>
       <w:r>
         <w:rPr>
           <w:rStyle w:val="HTMLCode"/>
@@ -303,9 +374,43 @@
         </w:rPr>
         <w:t>UserRepository</w:t>
       </w:r>
-      <w:r>
-        <w:t xml:space="preserve"> để lấy/lưu data -&gt; Gọi </w:t>
-      </w:r>
+      <w:proofErr w:type="spellEnd"/>
+      <w:r>
+        <w:t xml:space="preserve"> </w:t>
+      </w:r>
+      <w:proofErr w:type="spellStart"/>
+      <w:r>
+        <w:t>để</w:t>
+      </w:r>
+      <w:proofErr w:type="spellEnd"/>
+      <w:r>
+        <w:t xml:space="preserve"> </w:t>
+      </w:r>
+      <w:proofErr w:type="spellStart"/>
+      <w:r>
+        <w:t>lấy</w:t>
+      </w:r>
+      <w:proofErr w:type="spellEnd"/>
+      <w:r>
+        <w:t>/</w:t>
+      </w:r>
+      <w:proofErr w:type="spellStart"/>
+      <w:r>
+        <w:t>lưu</w:t>
+      </w:r>
+      <w:proofErr w:type="spellEnd"/>
+      <w:r>
+        <w:t xml:space="preserve"> data -&gt; </w:t>
+      </w:r>
+      <w:proofErr w:type="spellStart"/>
+      <w:r>
+        <w:t>Gọi</w:t>
+      </w:r>
+      <w:proofErr w:type="spellEnd"/>
+      <w:r>
+        <w:t xml:space="preserve"> </w:t>
+      </w:r>
+      <w:proofErr w:type="spellStart"/>
       <w:r>
         <w:rPr>
           <w:rStyle w:val="HTMLCode"/>
@@ -313,8 +418,33 @@
         </w:rPr>
         <w:t>JwtHelper</w:t>
       </w:r>
-      <w:r>
-        <w:t xml:space="preserve"> nếu cần tạo token.</w:t>
+      <w:proofErr w:type="spellEnd"/>
+      <w:r>
+        <w:t xml:space="preserve"> </w:t>
+      </w:r>
+      <w:proofErr w:type="spellStart"/>
+      <w:r>
+        <w:t>nếu</w:t>
+      </w:r>
+      <w:proofErr w:type="spellEnd"/>
+      <w:r>
+        <w:t xml:space="preserve"> </w:t>
+      </w:r>
+      <w:proofErr w:type="spellStart"/>
+      <w:r>
+        <w:t>cần</w:t>
+      </w:r>
+      <w:proofErr w:type="spellEnd"/>
+      <w:r>
+        <w:t xml:space="preserve"> </w:t>
+      </w:r>
+      <w:proofErr w:type="spellStart"/>
+      <w:r>
+        <w:t>tạo</w:t>
+      </w:r>
+      <w:proofErr w:type="spellEnd"/>
+      <w:r>
+        <w:t xml:space="preserve"> token.</w:t>
       </w:r>
     </w:p>
     <w:p>
@@ -325,15 +455,56 @@
       <w:r>
         <w:t xml:space="preserve">  </w:t>
       </w:r>
-      <w:r>
-        <w:rPr>
-          <w:b/>
-          <w:bCs/>
-        </w:rPr>
-        <w:t>UserRepository:</w:t>
-      </w:r>
-      <w:r>
-        <w:t xml:space="preserve"> Chạy lệnh Entity Framework tương tác SQL Server.</w:t>
+      <w:proofErr w:type="spellStart"/>
+      <w:r>
+        <w:rPr>
+          <w:b/>
+          <w:bCs/>
+        </w:rPr>
+        <w:t>UserRepository</w:t>
+      </w:r>
+      <w:proofErr w:type="spellEnd"/>
+      <w:r>
+        <w:rPr>
+          <w:b/>
+          <w:bCs/>
+        </w:rPr>
+        <w:t>:</w:t>
+      </w:r>
+      <w:r>
+        <w:t xml:space="preserve"> </w:t>
+      </w:r>
+      <w:proofErr w:type="spellStart"/>
+      <w:r>
+        <w:t>Chạy</w:t>
+      </w:r>
+      <w:proofErr w:type="spellEnd"/>
+      <w:r>
+        <w:t xml:space="preserve"> </w:t>
+      </w:r>
+      <w:proofErr w:type="spellStart"/>
+      <w:r>
+        <w:t>lệnh</w:t>
+      </w:r>
+      <w:proofErr w:type="spellEnd"/>
+      <w:r>
+        <w:t xml:space="preserve"> Entity Framework </w:t>
+      </w:r>
+      <w:proofErr w:type="spellStart"/>
+      <w:r>
+        <w:t>tương</w:t>
+      </w:r>
+      <w:proofErr w:type="spellEnd"/>
+      <w:r>
+        <w:t xml:space="preserve"> </w:t>
+      </w:r>
+      <w:proofErr w:type="spellStart"/>
+      <w:r>
+        <w:t>tác</w:t>
+      </w:r>
+      <w:proofErr w:type="spellEnd"/>
+      <w:r>
+        <w:t xml:space="preserve"> SQL Server.</w:t>
       </w:r>
     </w:p>
     <w:p>
@@ -341,28 +512,141 @@
         <w:pStyle w:val="NormalWeb"/>
         <w:ind w:left="720" w:firstLine="720"/>
       </w:pPr>
+      <w:proofErr w:type="gramStart"/>
       <w:r>
         <w:t xml:space="preserve">  </w:t>
       </w:r>
-      <w:r>
-        <w:rPr>
-          <w:b/>
-          <w:bCs/>
-        </w:rPr>
-        <w:t>AutoMapper:</w:t>
-      </w:r>
-      <w:r>
-        <w:t xml:space="preserve"> Giúp code trong Service ngắn gọn hơn (không phải viết </w:t>
-      </w:r>
+      <w:proofErr w:type="spellStart"/>
+      <w:r>
+        <w:rPr>
+          <w:b/>
+          <w:bCs/>
+        </w:rPr>
+        <w:t>AutoMapper</w:t>
+      </w:r>
+      <w:proofErr w:type="spellEnd"/>
+      <w:proofErr w:type="gramEnd"/>
+      <w:r>
+        <w:rPr>
+          <w:b/>
+          <w:bCs/>
+        </w:rPr>
+        <w:t>:</w:t>
+      </w:r>
+      <w:r>
+        <w:t xml:space="preserve"> </w:t>
+      </w:r>
+      <w:proofErr w:type="spellStart"/>
+      <w:r>
+        <w:t>Giúp</w:t>
+      </w:r>
+      <w:proofErr w:type="spellEnd"/>
+      <w:r>
+        <w:t xml:space="preserve"> code </w:t>
+      </w:r>
+      <w:proofErr w:type="spellStart"/>
+      <w:r>
+        <w:t>trong</w:t>
+      </w:r>
+      <w:proofErr w:type="spellEnd"/>
+      <w:r>
+        <w:t xml:space="preserve"> Service </w:t>
+      </w:r>
+      <w:proofErr w:type="spellStart"/>
+      <w:r>
+        <w:t>ngắn</w:t>
+      </w:r>
+      <w:proofErr w:type="spellEnd"/>
+      <w:r>
+        <w:t xml:space="preserve"> </w:t>
+      </w:r>
+      <w:proofErr w:type="spellStart"/>
+      <w:r>
+        <w:t>gọn</w:t>
+      </w:r>
+      <w:proofErr w:type="spellEnd"/>
+      <w:r>
+        <w:t xml:space="preserve"> </w:t>
+      </w:r>
+      <w:proofErr w:type="spellStart"/>
+      <w:r>
+        <w:t>hơn</w:t>
+      </w:r>
+      <w:proofErr w:type="spellEnd"/>
+      <w:r>
+        <w:t xml:space="preserve"> (</w:t>
+      </w:r>
+      <w:proofErr w:type="spellStart"/>
+      <w:r>
+        <w:t>không</w:t>
+      </w:r>
+      <w:proofErr w:type="spellEnd"/>
+      <w:r>
+        <w:t xml:space="preserve"> </w:t>
+      </w:r>
+      <w:proofErr w:type="spellStart"/>
+      <w:r>
+        <w:t>phải</w:t>
+      </w:r>
+      <w:proofErr w:type="spellEnd"/>
+      <w:r>
+        <w:t xml:space="preserve"> </w:t>
+      </w:r>
+      <w:proofErr w:type="spellStart"/>
+      <w:r>
+        <w:t>viết</w:t>
+      </w:r>
+      <w:proofErr w:type="spellEnd"/>
+      <w:r>
+        <w:t xml:space="preserve"> </w:t>
+      </w:r>
+      <w:proofErr w:type="spellStart"/>
+      <w:proofErr w:type="gramStart"/>
       <w:r>
         <w:rPr>
           <w:rStyle w:val="HTMLCode"/>
           <w:rFonts w:ascii="Times New Roman" w:eastAsiaTheme="majorEastAsia" w:hAnsi="Times New Roman" w:cs="Times New Roman"/>
         </w:rPr>
-        <w:t>user.Email = request.Email</w:t>
-      </w:r>
-      <w:r>
-        <w:t xml:space="preserve"> thủ công).</w:t>
+        <w:t>user.Email</w:t>
+      </w:r>
+      <w:proofErr w:type="spellEnd"/>
+      <w:proofErr w:type="gramEnd"/>
+      <w:r>
+        <w:rPr>
+          <w:rStyle w:val="HTMLCode"/>
+          <w:rFonts w:ascii="Times New Roman" w:eastAsiaTheme="majorEastAsia" w:hAnsi="Times New Roman" w:cs="Times New Roman"/>
+        </w:rPr>
+        <w:t xml:space="preserve"> = </w:t>
+      </w:r>
+      <w:proofErr w:type="spellStart"/>
+      <w:proofErr w:type="gramStart"/>
+      <w:r>
+        <w:rPr>
+          <w:rStyle w:val="HTMLCode"/>
+          <w:rFonts w:ascii="Times New Roman" w:eastAsiaTheme="majorEastAsia" w:hAnsi="Times New Roman" w:cs="Times New Roman"/>
+        </w:rPr>
+        <w:t>request.Email</w:t>
+      </w:r>
+      <w:proofErr w:type="spellEnd"/>
+      <w:proofErr w:type="gramEnd"/>
+      <w:r>
+        <w:t xml:space="preserve"> </w:t>
+      </w:r>
+      <w:proofErr w:type="spellStart"/>
+      <w:r>
+        <w:t>thủ</w:t>
+      </w:r>
+      <w:proofErr w:type="spellEnd"/>
+      <w:r>
+        <w:t xml:space="preserve"> </w:t>
+      </w:r>
+      <w:proofErr w:type="spellStart"/>
+      <w:r>
+        <w:t>công</w:t>
+      </w:r>
+      <w:proofErr w:type="spellEnd"/>
+      <w:r>
+        <w:t>).</w:t>
       </w:r>
     </w:p>
     <w:p>
@@ -3333,12 +3617,14 @@
         </w:numPr>
         <w:rPr>
           <w:rFonts w:ascii="Times New Roman" w:hAnsi="Times New Roman" w:cs="Times New Roman"/>
-          <w:lang w:val="en-US"/>
-        </w:rPr>
-      </w:pPr>
-      <w:r>
-        <w:rPr>
-          <w:rFonts w:ascii="Times New Roman" w:hAnsi="Times New Roman" w:cs="Times New Roman"/>
+          <w:color w:val="EE0000"/>
+          <w:lang w:val="en-US"/>
+        </w:rPr>
+      </w:pPr>
+      <w:r>
+        <w:rPr>
+          <w:rFonts w:ascii="Times New Roman" w:hAnsi="Times New Roman" w:cs="Times New Roman"/>
+          <w:color w:val="EE0000"/>
           <w:lang w:val="en-US"/>
         </w:rPr>
         <w:t>HR click thông báo chuyển sang trang chi tiết chứa thông báo đấy</w:t>
@@ -3346,6 +3632,7 @@
       <w:r>
         <w:rPr>
           <w:rFonts w:ascii="Times New Roman" w:hAnsi="Times New Roman" w:cs="Times New Roman"/>
+          <w:color w:val="EE0000"/>
           <w:lang w:val="en-US"/>
         </w:rPr>
         <w:t xml:space="preserve"> nếu là người dùng folklow thì chuyển đển trang profile của họ</w:t>
@@ -3353,6 +3640,7 @@
       <w:r>
         <w:rPr>
           <w:rFonts w:ascii="Times New Roman" w:hAnsi="Times New Roman" w:cs="Times New Roman"/>
+          <w:color w:val="EE0000"/>
           <w:lang w:val="en-US"/>
         </w:rPr>
         <w:t>(</w:t>
@@ -3360,12 +3648,14 @@
       <w:r>
         <w:rPr>
           <w:rFonts w:ascii="Times New Roman" w:hAnsi="Times New Roman" w:cs="Times New Roman"/>
+          <w:color w:val="EE0000"/>
         </w:rPr>
         <w:t>Hiện tại đang dùng userId làm fallback, nhưng nếu backend gửi đúng referenceId (ID của follower) thì sẽ chính xác hơn. Bạn nên cập nhật backend để gửi thêm referenceId khi tạo notification.</w:t>
       </w:r>
       <w:r>
         <w:rPr>
           <w:rFonts w:ascii="Times New Roman" w:hAnsi="Times New Roman" w:cs="Times New Roman"/>
+          <w:color w:val="EE0000"/>
           <w:lang w:val="en-US"/>
         </w:rPr>
         <w:t>)</w:t>
@@ -3473,61 +3763,1495 @@
     </w:p>
     <w:p>
       <w:pPr>
-        <w:ind w:left="360"/>
-        <w:rPr>
-          <w:rFonts w:ascii="Times New Roman" w:hAnsi="Times New Roman" w:cs="Times New Roman"/>
-          <w:color w:val="EE0000"/>
-          <w:lang w:val="en-US"/>
-        </w:rPr>
-      </w:pPr>
-    </w:p>
-    <w:p>
-      <w:pPr>
-        <w:rPr>
-          <w:rFonts w:ascii="Times New Roman" w:hAnsi="Times New Roman" w:cs="Times New Roman"/>
-          <w:lang w:val="en-US"/>
-        </w:rPr>
-      </w:pPr>
-    </w:p>
-    <w:p>
-      <w:pPr>
-        <w:rPr>
-          <w:rFonts w:ascii="Times New Roman" w:hAnsi="Times New Roman" w:cs="Times New Roman"/>
-          <w:lang w:val="en-US"/>
-        </w:rPr>
-      </w:pPr>
-    </w:p>
-    <w:p>
-      <w:pPr>
-        <w:rPr>
-          <w:rFonts w:ascii="Times New Roman" w:hAnsi="Times New Roman" w:cs="Times New Roman"/>
-          <w:lang w:val="en-US"/>
-        </w:rPr>
-      </w:pPr>
-    </w:p>
-    <w:p>
-      <w:pPr>
-        <w:rPr>
-          <w:rFonts w:ascii="Times New Roman" w:hAnsi="Times New Roman" w:cs="Times New Roman"/>
-          <w:lang w:val="en-US"/>
-        </w:rPr>
-      </w:pPr>
-    </w:p>
-    <w:p>
-      <w:pPr>
-        <w:rPr>
-          <w:rFonts w:ascii="Times New Roman" w:hAnsi="Times New Roman" w:cs="Times New Roman"/>
-          <w:lang w:val="en-US"/>
-        </w:rPr>
-      </w:pPr>
-    </w:p>
-    <w:p>
-      <w:pPr>
-        <w:rPr>
-          <w:rFonts w:ascii="Times New Roman" w:hAnsi="Times New Roman" w:cs="Times New Roman"/>
-          <w:lang w:val="en-US"/>
-        </w:rPr>
-      </w:pPr>
+        <w:rPr>
+          <w:rFonts w:ascii="Times New Roman" w:hAnsi="Times New Roman" w:cs="Times New Roman"/>
+          <w:color w:val="EE0000"/>
+          <w:lang w:val="en-US"/>
+        </w:rPr>
+      </w:pPr>
+    </w:p>
+    <w:p>
+      <w:pPr>
+        <w:rPr>
+          <w:rFonts w:ascii="Times New Roman" w:hAnsi="Times New Roman" w:cs="Times New Roman"/>
+          <w:color w:val="EE0000"/>
+          <w:lang w:val="en-US"/>
+        </w:rPr>
+      </w:pPr>
+    </w:p>
+    <w:p>
+      <w:pPr>
+        <w:rPr>
+          <w:rFonts w:ascii="Times New Roman" w:hAnsi="Times New Roman" w:cs="Times New Roman"/>
+          <w:color w:val="EE0000"/>
+          <w:lang w:val="en-US"/>
+        </w:rPr>
+      </w:pPr>
+    </w:p>
+    <w:p>
+      <w:pPr>
+        <w:rPr>
+          <w:rFonts w:ascii="Times New Roman" w:hAnsi="Times New Roman" w:cs="Times New Roman"/>
+          <w:color w:val="EE0000"/>
+          <w:lang w:val="en-US"/>
+        </w:rPr>
+      </w:pPr>
+    </w:p>
+    <w:p>
+      <w:pPr>
+        <w:rPr>
+          <w:rFonts w:ascii="Times New Roman" w:hAnsi="Times New Roman" w:cs="Times New Roman"/>
+          <w:color w:val="EE0000"/>
+          <w:lang w:val="en-US"/>
+        </w:rPr>
+      </w:pPr>
+    </w:p>
+    <w:p>
+      <w:pPr>
+        <w:jc w:val="center"/>
+        <w:rPr>
+          <w:rFonts w:ascii="Times New Roman" w:hAnsi="Times New Roman" w:cs="Times New Roman"/>
+          <w:lang w:val="en-US"/>
+        </w:rPr>
+      </w:pPr>
+      <w:r>
+        <w:rPr>
+          <w:rFonts w:ascii="Times New Roman" w:hAnsi="Times New Roman" w:cs="Times New Roman"/>
+          <w:lang w:val="en-US"/>
+        </w:rPr>
+        <w:lastRenderedPageBreak/>
+        <w:t>TRANG QUẢN TRỊ</w:t>
+      </w:r>
+    </w:p>
+    <w:p>
+      <w:pPr>
+        <w:rPr>
+          <w:rFonts w:ascii="Times New Roman" w:hAnsi="Times New Roman" w:cs="Times New Roman"/>
+          <w:b/>
+          <w:bCs/>
+          <w:lang w:val="en-US"/>
+        </w:rPr>
+      </w:pPr>
+      <w:r>
+        <w:rPr>
+          <w:rFonts w:ascii="Times New Roman" w:hAnsi="Times New Roman" w:cs="Times New Roman"/>
+          <w:b/>
+          <w:bCs/>
+          <w:lang w:val="en-US"/>
+        </w:rPr>
+        <w:t xml:space="preserve">1. Module Quản lý Danh mục (Master Data Management) - </w:t>
+      </w:r>
+      <w:r>
+        <w:rPr>
+          <w:rFonts w:ascii="Times New Roman" w:hAnsi="Times New Roman" w:cs="Times New Roman"/>
+          <w:b/>
+          <w:bCs/>
+          <w:i/>
+          <w:iCs/>
+          <w:lang w:val="en-US"/>
+        </w:rPr>
+        <w:t>Ưu tiên làm trước</w:t>
+      </w:r>
+    </w:p>
+    <w:p>
+      <w:pPr>
+        <w:rPr>
+          <w:rFonts w:ascii="Times New Roman" w:hAnsi="Times New Roman" w:cs="Times New Roman"/>
+          <w:lang w:val="en-US"/>
+        </w:rPr>
+      </w:pPr>
+      <w:r>
+        <w:rPr>
+          <w:rFonts w:ascii="Times New Roman" w:hAnsi="Times New Roman" w:cs="Times New Roman"/>
+          <w:lang w:val="en-US"/>
+        </w:rPr>
+        <w:t>Đây là những dữ liệu nền tảng để HR có thể chọn khi đăng tin. Chỉ Admin mới có quyền Thêm/Sửa/Xóa các dữ liệu này.</w:t>
+      </w:r>
+    </w:p>
+    <w:p>
+      <w:pPr>
+        <w:numPr>
+          <w:ilvl w:val="0"/>
+          <w:numId w:val="17"/>
+        </w:numPr>
+        <w:rPr>
+          <w:rFonts w:ascii="Times New Roman" w:hAnsi="Times New Roman" w:cs="Times New Roman"/>
+          <w:color w:val="EE0000"/>
+          <w:lang w:val="en-US"/>
+        </w:rPr>
+      </w:pPr>
+      <w:r>
+        <w:rPr>
+          <w:rFonts w:ascii="Times New Roman" w:hAnsi="Times New Roman" w:cs="Times New Roman"/>
+          <w:b/>
+          <w:bCs/>
+          <w:color w:val="EE0000"/>
+          <w:lang w:val="en-US"/>
+        </w:rPr>
+        <w:t>Quản lý Ngành nghề (Category):</w:t>
+      </w:r>
+      <w:r>
+        <w:rPr>
+          <w:rFonts w:ascii="Times New Roman" w:hAnsi="Times New Roman" w:cs="Times New Roman"/>
+          <w:color w:val="EE0000"/>
+          <w:lang w:val="en-US"/>
+        </w:rPr>
+        <w:t xml:space="preserve"> CRUD bảng Category.</w:t>
+      </w:r>
+      <w:r>
+        <w:rPr>
+          <w:rFonts w:ascii="Times New Roman" w:hAnsi="Times New Roman" w:cs="Times New Roman"/>
+          <w:color w:val="EE0000"/>
+          <w:lang w:val="en-US"/>
+        </w:rPr>
+        <w:t>(đã làm api)</w:t>
+      </w:r>
+    </w:p>
+    <w:p>
+      <w:pPr>
+        <w:numPr>
+          <w:ilvl w:val="0"/>
+          <w:numId w:val="17"/>
+        </w:numPr>
+        <w:rPr>
+          <w:rFonts w:ascii="Times New Roman" w:hAnsi="Times New Roman" w:cs="Times New Roman"/>
+          <w:color w:val="EE0000"/>
+          <w:lang w:val="en-US"/>
+        </w:rPr>
+      </w:pPr>
+      <w:r>
+        <w:rPr>
+          <w:rFonts w:ascii="Times New Roman" w:hAnsi="Times New Roman" w:cs="Times New Roman"/>
+          <w:b/>
+          <w:bCs/>
+          <w:color w:val="EE0000"/>
+          <w:lang w:val="en-US"/>
+        </w:rPr>
+        <w:t>Quản lý Địa điểm (Location):</w:t>
+      </w:r>
+      <w:r>
+        <w:rPr>
+          <w:rFonts w:ascii="Times New Roman" w:hAnsi="Times New Roman" w:cs="Times New Roman"/>
+          <w:color w:val="EE0000"/>
+          <w:lang w:val="en-US"/>
+        </w:rPr>
+        <w:t xml:space="preserve"> CRUD bảng Location (Ví dụ: Hà Nội, TP.HCM, Đà Nẵng).</w:t>
+      </w:r>
+      <w:r>
+        <w:rPr>
+          <w:rFonts w:ascii="Times New Roman" w:hAnsi="Times New Roman" w:cs="Times New Roman"/>
+          <w:color w:val="EE0000"/>
+          <w:lang w:val="en-US"/>
+        </w:rPr>
+        <w:t>(Đã làm api)</w:t>
+      </w:r>
+    </w:p>
+    <w:p>
+      <w:pPr>
+        <w:numPr>
+          <w:ilvl w:val="0"/>
+          <w:numId w:val="17"/>
+        </w:numPr>
+        <w:rPr>
+          <w:rFonts w:ascii="Times New Roman" w:hAnsi="Times New Roman" w:cs="Times New Roman"/>
+          <w:color w:val="EE0000"/>
+          <w:lang w:val="en-US"/>
+        </w:rPr>
+      </w:pPr>
+      <w:r>
+        <w:rPr>
+          <w:rFonts w:ascii="Times New Roman" w:hAnsi="Times New Roman" w:cs="Times New Roman"/>
+          <w:b/>
+          <w:bCs/>
+          <w:color w:val="EE0000"/>
+          <w:lang w:val="en-US"/>
+        </w:rPr>
+        <w:t>Quản lý Kỹ năng (Skill):</w:t>
+      </w:r>
+      <w:r>
+        <w:rPr>
+          <w:rFonts w:ascii="Times New Roman" w:hAnsi="Times New Roman" w:cs="Times New Roman"/>
+          <w:color w:val="EE0000"/>
+          <w:lang w:val="en-US"/>
+        </w:rPr>
+        <w:t xml:space="preserve"> CRUD bảng Skill (Ví dụ: ReactJS, Java, C#, SQL Server).</w:t>
+      </w:r>
+      <w:r>
+        <w:rPr>
+          <w:rFonts w:ascii="Times New Roman" w:hAnsi="Times New Roman" w:cs="Times New Roman"/>
+          <w:color w:val="EE0000"/>
+          <w:lang w:val="en-US"/>
+        </w:rPr>
+        <w:t>(đã làm api)</w:t>
+      </w:r>
+    </w:p>
+    <w:p>
+      <w:pPr>
+        <w:rPr>
+          <w:rFonts w:ascii="Times New Roman" w:hAnsi="Times New Roman" w:cs="Times New Roman"/>
+          <w:b/>
+          <w:bCs/>
+          <w:lang w:val="en-US"/>
+        </w:rPr>
+      </w:pPr>
+      <w:r>
+        <w:rPr>
+          <w:rFonts w:ascii="Times New Roman" w:hAnsi="Times New Roman" w:cs="Times New Roman"/>
+          <w:b/>
+          <w:bCs/>
+          <w:lang w:val="en-US"/>
+        </w:rPr>
+        <w:t>2. Module Quản lý Tài khoản (User Management)</w:t>
+      </w:r>
+    </w:p>
+    <w:p>
+      <w:pPr>
+        <w:rPr>
+          <w:rFonts w:ascii="Times New Roman" w:hAnsi="Times New Roman" w:cs="Times New Roman"/>
+          <w:lang w:val="en-US"/>
+        </w:rPr>
+      </w:pPr>
+      <w:r>
+        <w:rPr>
+          <w:rFonts w:ascii="Times New Roman" w:hAnsi="Times New Roman" w:cs="Times New Roman"/>
+          <w:lang w:val="en-US"/>
+        </w:rPr>
+        <w:t>Admin cần bao quát được ai đang tham gia vào hệ thống và có quyền can thiệp khi cần thiết.</w:t>
+      </w:r>
+    </w:p>
+    <w:p>
+      <w:pPr>
+        <w:numPr>
+          <w:ilvl w:val="0"/>
+          <w:numId w:val="18"/>
+        </w:numPr>
+        <w:rPr>
+          <w:rFonts w:ascii="Times New Roman" w:hAnsi="Times New Roman" w:cs="Times New Roman"/>
+          <w:color w:val="EE0000"/>
+          <w:lang w:val="en-US"/>
+        </w:rPr>
+      </w:pPr>
+      <w:r>
+        <w:rPr>
+          <w:rFonts w:ascii="Times New Roman" w:hAnsi="Times New Roman" w:cs="Times New Roman"/>
+          <w:b/>
+          <w:bCs/>
+          <w:color w:val="EE0000"/>
+          <w:lang w:val="en-US"/>
+        </w:rPr>
+        <w:t>Danh sách Users:</w:t>
+      </w:r>
+      <w:r>
+        <w:rPr>
+          <w:rFonts w:ascii="Times New Roman" w:hAnsi="Times New Roman" w:cs="Times New Roman"/>
+          <w:color w:val="EE0000"/>
+          <w:lang w:val="en-US"/>
+        </w:rPr>
+        <w:t xml:space="preserve"> Hiển thị danh sách tất cả tài khoản, lọc theo Role (Admin, HR, Candidate).</w:t>
+      </w:r>
+      <w:r>
+        <w:rPr>
+          <w:rFonts w:ascii="Times New Roman" w:hAnsi="Times New Roman" w:cs="Times New Roman"/>
+          <w:color w:val="EE0000"/>
+          <w:lang w:val="en-US"/>
+        </w:rPr>
+        <w:t>(đã có api</w:t>
+      </w:r>
+      <w:r>
+        <w:rPr>
+          <w:rFonts w:ascii="Times New Roman" w:hAnsi="Times New Roman" w:cs="Times New Roman"/>
+          <w:color w:val="EE0000"/>
+          <w:lang w:val="en-US"/>
+        </w:rPr>
+        <w:t xml:space="preserve"> admin/AdminUser</w:t>
+      </w:r>
+      <w:r>
+        <w:rPr>
+          <w:rFonts w:ascii="Times New Roman" w:hAnsi="Times New Roman" w:cs="Times New Roman"/>
+          <w:color w:val="EE0000"/>
+          <w:lang w:val="en-US"/>
+        </w:rPr>
+        <w:t>)</w:t>
+      </w:r>
+    </w:p>
+    <w:p>
+      <w:pPr>
+        <w:numPr>
+          <w:ilvl w:val="0"/>
+          <w:numId w:val="18"/>
+        </w:numPr>
+        <w:rPr>
+          <w:rFonts w:ascii="Times New Roman" w:hAnsi="Times New Roman" w:cs="Times New Roman"/>
+          <w:color w:val="EE0000"/>
+          <w:lang w:val="en-US"/>
+        </w:rPr>
+      </w:pPr>
+      <w:r>
+        <w:rPr>
+          <w:rFonts w:ascii="Times New Roman" w:hAnsi="Times New Roman" w:cs="Times New Roman"/>
+          <w:b/>
+          <w:bCs/>
+          <w:color w:val="EE0000"/>
+          <w:lang w:val="en-US"/>
+        </w:rPr>
+        <w:t>Chi tiết User:</w:t>
+      </w:r>
+      <w:r>
+        <w:rPr>
+          <w:rFonts w:ascii="Times New Roman" w:hAnsi="Times New Roman" w:cs="Times New Roman"/>
+          <w:color w:val="EE0000"/>
+          <w:lang w:val="en-US"/>
+        </w:rPr>
+        <w:t xml:space="preserve"> Xem profile chi tiết của một người dùng.</w:t>
+      </w:r>
+      <w:r>
+        <w:rPr>
+          <w:rFonts w:ascii="Times New Roman" w:hAnsi="Times New Roman" w:cs="Times New Roman"/>
+          <w:color w:val="EE0000"/>
+          <w:lang w:val="en-US"/>
+        </w:rPr>
+        <w:t>(đã có api Profile/id)</w:t>
+      </w:r>
+    </w:p>
+    <w:p>
+      <w:pPr>
+        <w:numPr>
+          <w:ilvl w:val="0"/>
+          <w:numId w:val="18"/>
+        </w:numPr>
+        <w:rPr>
+          <w:rFonts w:ascii="Times New Roman" w:hAnsi="Times New Roman" w:cs="Times New Roman"/>
+          <w:color w:val="EE0000"/>
+          <w:lang w:val="en-US"/>
+        </w:rPr>
+      </w:pPr>
+      <w:r>
+        <w:rPr>
+          <w:rFonts w:ascii="Times New Roman" w:hAnsi="Times New Roman" w:cs="Times New Roman"/>
+          <w:b/>
+          <w:bCs/>
+          <w:color w:val="EE0000"/>
+          <w:lang w:val="en-US"/>
+        </w:rPr>
+        <w:t>Khóa/Mở khóa tài khoản (Ban/Unban):</w:t>
+      </w:r>
+      <w:r>
+        <w:rPr>
+          <w:rFonts w:ascii="Times New Roman" w:hAnsi="Times New Roman" w:cs="Times New Roman"/>
+          <w:color w:val="EE0000"/>
+          <w:lang w:val="en-US"/>
+        </w:rPr>
+        <w:t xml:space="preserve"> </w:t>
+      </w:r>
+      <w:r>
+        <w:rPr>
+          <w:rFonts w:ascii="Times New Roman" w:hAnsi="Times New Roman" w:cs="Times New Roman"/>
+          <w:i/>
+          <w:iCs/>
+          <w:color w:val="EE0000"/>
+          <w:lang w:val="en-US"/>
+        </w:rPr>
+        <w:t>(Lưu ý: Bạn sẽ cần bổ sung thêm trường isActive kiểu bool vào model User để làm chức năng này).</w:t>
+      </w:r>
+      <w:r>
+        <w:rPr>
+          <w:rFonts w:ascii="Times New Roman" w:hAnsi="Times New Roman" w:cs="Times New Roman"/>
+          <w:color w:val="EE0000"/>
+          <w:lang w:val="en-US"/>
+        </w:rPr>
+        <w:t xml:space="preserve"> Cấm các tài khoản vi phạm hoặc HR đăng tin giả mạo.</w:t>
+      </w:r>
+      <w:r>
+        <w:rPr>
+          <w:rFonts w:ascii="Times New Roman" w:hAnsi="Times New Roman" w:cs="Times New Roman"/>
+          <w:color w:val="EE0000"/>
+          <w:lang w:val="en-US"/>
+        </w:rPr>
+        <w:t>(đã có api admin/AdminUser/id/toggle-status</w:t>
+      </w:r>
+    </w:p>
+    <w:p>
+      <w:pPr>
+        <w:rPr>
+          <w:rFonts w:ascii="Times New Roman" w:hAnsi="Times New Roman" w:cs="Times New Roman"/>
+          <w:b/>
+          <w:bCs/>
+          <w:lang w:val="en-US"/>
+        </w:rPr>
+      </w:pPr>
+      <w:r>
+        <w:rPr>
+          <w:rFonts w:ascii="Times New Roman" w:hAnsi="Times New Roman" w:cs="Times New Roman"/>
+          <w:b/>
+          <w:bCs/>
+          <w:lang w:val="en-US"/>
+        </w:rPr>
+        <w:t>3. Module Quản lý Tin tuyển dụng &amp; Công ty (Job &amp; Company Moderation)</w:t>
+      </w:r>
+    </w:p>
+    <w:p>
+      <w:pPr>
+        <w:rPr>
+          <w:rFonts w:ascii="Times New Roman" w:hAnsi="Times New Roman" w:cs="Times New Roman"/>
+          <w:lang w:val="en-US"/>
+        </w:rPr>
+      </w:pPr>
+      <w:r>
+        <w:rPr>
+          <w:rFonts w:ascii="Times New Roman" w:hAnsi="Times New Roman" w:cs="Times New Roman"/>
+          <w:lang w:val="en-US"/>
+        </w:rPr>
+        <w:t>Hệ thống cần đảm bảo chất lượng bài đăng.</w:t>
+      </w:r>
+    </w:p>
+    <w:p>
+      <w:pPr>
+        <w:numPr>
+          <w:ilvl w:val="0"/>
+          <w:numId w:val="19"/>
+        </w:numPr>
+        <w:rPr>
+          <w:rFonts w:ascii="Times New Roman" w:hAnsi="Times New Roman" w:cs="Times New Roman"/>
+          <w:color w:val="EE0000"/>
+          <w:lang w:val="en-US"/>
+        </w:rPr>
+      </w:pPr>
+      <w:r>
+        <w:rPr>
+          <w:rFonts w:ascii="Times New Roman" w:hAnsi="Times New Roman" w:cs="Times New Roman"/>
+          <w:b/>
+          <w:bCs/>
+          <w:color w:val="EE0000"/>
+          <w:lang w:val="en-US"/>
+        </w:rPr>
+        <w:t>Quản lý Công ty:</w:t>
+      </w:r>
+      <w:r>
+        <w:rPr>
+          <w:rFonts w:ascii="Times New Roman" w:hAnsi="Times New Roman" w:cs="Times New Roman"/>
+          <w:color w:val="EE0000"/>
+          <w:lang w:val="en-US"/>
+        </w:rPr>
+        <w:t xml:space="preserve"> Xem danh sách các công ty đang có trên hệ thống.</w:t>
+      </w:r>
+      <w:r>
+        <w:rPr>
+          <w:rFonts w:ascii="Times New Roman" w:hAnsi="Times New Roman" w:cs="Times New Roman"/>
+          <w:color w:val="EE0000"/>
+          <w:lang w:val="en-US"/>
+        </w:rPr>
+        <w:t>(đã có api)</w:t>
+      </w:r>
+    </w:p>
+    <w:p>
+      <w:pPr>
+        <w:numPr>
+          <w:ilvl w:val="0"/>
+          <w:numId w:val="19"/>
+        </w:numPr>
+        <w:rPr>
+          <w:rFonts w:ascii="Times New Roman" w:hAnsi="Times New Roman" w:cs="Times New Roman"/>
+          <w:color w:val="EE0000"/>
+          <w:lang w:val="en-US"/>
+        </w:rPr>
+      </w:pPr>
+      <w:r>
+        <w:rPr>
+          <w:rFonts w:ascii="Times New Roman" w:hAnsi="Times New Roman" w:cs="Times New Roman"/>
+          <w:b/>
+          <w:bCs/>
+          <w:color w:val="EE0000"/>
+          <w:lang w:val="en-US"/>
+        </w:rPr>
+        <w:t>Quản lý Tin tuyển dụng:</w:t>
+      </w:r>
+      <w:r>
+        <w:rPr>
+          <w:rFonts w:ascii="Times New Roman" w:hAnsi="Times New Roman" w:cs="Times New Roman"/>
+          <w:color w:val="EE0000"/>
+          <w:lang w:val="en-US"/>
+        </w:rPr>
+        <w:t xml:space="preserve"> Liệt kê toàn bộ Job. Lọc theo trạng thái (Active, Closed, Expired).</w:t>
+      </w:r>
+      <w:r>
+        <w:rPr>
+          <w:rFonts w:ascii="Times New Roman" w:hAnsi="Times New Roman" w:cs="Times New Roman"/>
+          <w:color w:val="EE0000"/>
+          <w:lang w:val="en-US"/>
+        </w:rPr>
+        <w:t>(đã có api có lọc theo trạng thái, tiềm kiếm theo tên bài viết hoặc tên công ty)</w:t>
+      </w:r>
+    </w:p>
+    <w:p>
+      <w:pPr>
+        <w:numPr>
+          <w:ilvl w:val="0"/>
+          <w:numId w:val="19"/>
+        </w:numPr>
+        <w:rPr>
+          <w:rFonts w:ascii="Times New Roman" w:hAnsi="Times New Roman" w:cs="Times New Roman"/>
+          <w:color w:val="EE0000"/>
+          <w:lang w:val="en-US"/>
+        </w:rPr>
+      </w:pPr>
+      <w:r>
+        <w:rPr>
+          <w:rFonts w:ascii="Times New Roman" w:hAnsi="Times New Roman" w:cs="Times New Roman"/>
+          <w:b/>
+          <w:bCs/>
+          <w:color w:val="EE0000"/>
+          <w:lang w:val="en-US"/>
+        </w:rPr>
+        <w:t>Gỡ bài đăng (Force Delete/Hide):</w:t>
+      </w:r>
+      <w:r>
+        <w:rPr>
+          <w:rFonts w:ascii="Times New Roman" w:hAnsi="Times New Roman" w:cs="Times New Roman"/>
+          <w:color w:val="EE0000"/>
+          <w:lang w:val="en-US"/>
+        </w:rPr>
+        <w:t xml:space="preserve"> Quyền tối thượng của Admin để xóa hoặc ẩn ngay lập tức các bài đăng vi phạm tiêu chuẩn cộng đồng mà không cần HR đồng ý.</w:t>
+      </w:r>
+      <w:r>
+        <w:rPr>
+          <w:rFonts w:ascii="Times New Roman" w:hAnsi="Times New Roman" w:cs="Times New Roman"/>
+          <w:color w:val="EE0000"/>
+          <w:lang w:val="en-US"/>
+        </w:rPr>
+        <w:t>(Đã có api, cân nhắc khi sử dụng api delete)</w:t>
+      </w:r>
+    </w:p>
+    <w:p>
+      <w:pPr>
+        <w:rPr>
+          <w:rFonts w:ascii="Times New Roman" w:hAnsi="Times New Roman" w:cs="Times New Roman"/>
+          <w:b/>
+          <w:bCs/>
+          <w:lang w:val="en-US"/>
+        </w:rPr>
+      </w:pPr>
+      <w:r>
+        <w:rPr>
+          <w:rFonts w:ascii="Times New Roman" w:hAnsi="Times New Roman" w:cs="Times New Roman"/>
+          <w:b/>
+          <w:bCs/>
+          <w:lang w:val="en-US"/>
+        </w:rPr>
+        <w:t>4. Module Kiểm duyệt Tương tác (Engagement Moderation)</w:t>
+      </w:r>
+    </w:p>
+    <w:p>
+      <w:pPr>
+        <w:rPr>
+          <w:rFonts w:ascii="Times New Roman" w:hAnsi="Times New Roman" w:cs="Times New Roman"/>
+          <w:lang w:val="en-US"/>
+        </w:rPr>
+      </w:pPr>
+      <w:r>
+        <w:rPr>
+          <w:rFonts w:ascii="Times New Roman" w:hAnsi="Times New Roman" w:cs="Times New Roman"/>
+          <w:lang w:val="en-US"/>
+        </w:rPr>
+        <w:t>Hệ thống có chức năng Comment và Review, do đó sẽ có rủi ro về spam hoặc ngôn từ độc hại.</w:t>
+      </w:r>
+    </w:p>
+    <w:p>
+      <w:pPr>
+        <w:numPr>
+          <w:ilvl w:val="0"/>
+          <w:numId w:val="20"/>
+        </w:numPr>
+        <w:rPr>
+          <w:rFonts w:ascii="Times New Roman" w:hAnsi="Times New Roman" w:cs="Times New Roman"/>
+          <w:color w:val="EE0000"/>
+          <w:lang w:val="en-US"/>
+        </w:rPr>
+      </w:pPr>
+      <w:r>
+        <w:rPr>
+          <w:rFonts w:ascii="Times New Roman" w:hAnsi="Times New Roman" w:cs="Times New Roman"/>
+          <w:b/>
+          <w:bCs/>
+          <w:color w:val="EE0000"/>
+          <w:lang w:val="en-US"/>
+        </w:rPr>
+        <w:t>Quản lý Đánh giá (Review):</w:t>
+      </w:r>
+      <w:r>
+        <w:rPr>
+          <w:rFonts w:ascii="Times New Roman" w:hAnsi="Times New Roman" w:cs="Times New Roman"/>
+          <w:color w:val="EE0000"/>
+          <w:lang w:val="en-US"/>
+        </w:rPr>
+        <w:t xml:space="preserve"> Xem tất cả review của Candidate dành cho Job/Công ty. Admin có thể xóa review nếu phát hiện spam (rating 1 sao vô lý, chửi bới).</w:t>
+      </w:r>
+      <w:r>
+        <w:rPr>
+          <w:rFonts w:ascii="Times New Roman" w:hAnsi="Times New Roman" w:cs="Times New Roman"/>
+          <w:color w:val="EE0000"/>
+          <w:lang w:val="en-US"/>
+        </w:rPr>
+        <w:t>(đã có api)</w:t>
+      </w:r>
+    </w:p>
+    <w:p>
+      <w:pPr>
+        <w:numPr>
+          <w:ilvl w:val="0"/>
+          <w:numId w:val="20"/>
+        </w:numPr>
+        <w:rPr>
+          <w:rFonts w:ascii="Times New Roman" w:hAnsi="Times New Roman" w:cs="Times New Roman"/>
+          <w:color w:val="EE0000"/>
+          <w:lang w:val="en-US"/>
+        </w:rPr>
+      </w:pPr>
+      <w:r>
+        <w:rPr>
+          <w:rFonts w:ascii="Times New Roman" w:hAnsi="Times New Roman" w:cs="Times New Roman"/>
+          <w:b/>
+          <w:bCs/>
+          <w:color w:val="EE0000"/>
+          <w:lang w:val="en-US"/>
+        </w:rPr>
+        <w:t>Quản lý Bình luận (Comment):</w:t>
+      </w:r>
+      <w:r>
+        <w:rPr>
+          <w:rFonts w:ascii="Times New Roman" w:hAnsi="Times New Roman" w:cs="Times New Roman"/>
+          <w:color w:val="EE0000"/>
+          <w:lang w:val="en-US"/>
+        </w:rPr>
+        <w:t xml:space="preserve"> Tương tự, Admin có thể theo dõi và xóa các comment vi phạm.</w:t>
+      </w:r>
+      <w:r>
+        <w:rPr>
+          <w:rFonts w:ascii="Times New Roman" w:hAnsi="Times New Roman" w:cs="Times New Roman"/>
+          <w:color w:val="EE0000"/>
+          <w:lang w:val="en-US"/>
+        </w:rPr>
+        <w:t>(đã có api có tìm theo tên người dùng và nội dung bình luận</w:t>
+      </w:r>
+    </w:p>
+    <w:p>
+      <w:pPr>
+        <w:rPr>
+          <w:rFonts w:ascii="Times New Roman" w:hAnsi="Times New Roman" w:cs="Times New Roman"/>
+          <w:b/>
+          <w:bCs/>
+          <w:lang w:val="en-US"/>
+        </w:rPr>
+      </w:pPr>
+      <w:r>
+        <w:rPr>
+          <w:rFonts w:ascii="Times New Roman" w:hAnsi="Times New Roman" w:cs="Times New Roman"/>
+          <w:b/>
+          <w:bCs/>
+          <w:lang w:val="en-US"/>
+        </w:rPr>
+        <w:lastRenderedPageBreak/>
+        <w:t xml:space="preserve">5. Module Thống kê Tổng quan (Admin Dashboard) - </w:t>
+      </w:r>
+      <w:r>
+        <w:rPr>
+          <w:rFonts w:ascii="Times New Roman" w:hAnsi="Times New Roman" w:cs="Times New Roman"/>
+          <w:b/>
+          <w:bCs/>
+          <w:i/>
+          <w:iCs/>
+          <w:lang w:val="en-US"/>
+        </w:rPr>
+        <w:t>Giao diện chính</w:t>
+      </w:r>
+    </w:p>
+    <w:p>
+      <w:pPr>
+        <w:rPr>
+          <w:rFonts w:ascii="Times New Roman" w:hAnsi="Times New Roman" w:cs="Times New Roman"/>
+          <w:lang w:val="en-US"/>
+        </w:rPr>
+      </w:pPr>
+      <w:r>
+        <w:rPr>
+          <w:rFonts w:ascii="Times New Roman" w:hAnsi="Times New Roman" w:cs="Times New Roman"/>
+          <w:lang w:val="en-US"/>
+        </w:rPr>
+        <w:t>Màn hình đầu tiên Admin thấy khi đăng nhập. Cung cấp cái nhìn toàn cảnh về sức khỏe của nền tảng.</w:t>
+      </w:r>
+    </w:p>
+    <w:p>
+      <w:pPr>
+        <w:rPr>
+          <w:rFonts w:ascii="Times New Roman" w:hAnsi="Times New Roman" w:cs="Times New Roman"/>
+          <w:b/>
+          <w:bCs/>
+          <w:lang w:val="en-US"/>
+        </w:rPr>
+      </w:pPr>
+      <w:r>
+        <w:rPr>
+          <w:rFonts w:ascii="Times New Roman" w:hAnsi="Times New Roman" w:cs="Times New Roman"/>
+          <w:b/>
+          <w:bCs/>
+          <w:lang w:val="en-US"/>
+        </w:rPr>
+        <w:drawing>
+          <wp:inline distT="0" distB="0" distL="0" distR="0" wp14:anchorId="5BA575C1" wp14:editId="14D71B5F">
+            <wp:extent cx="5943600" cy="4004945"/>
+            <wp:effectExtent l="0" t="0" r="0" b="0"/>
+            <wp:docPr id="825814144" name="Picture 1" descr="admin dashboard interface with charts and statistics, do AI tạo"/>
+            <wp:cNvGraphicFramePr>
+              <a:graphicFrameLocks xmlns:a="http://schemas.openxmlformats.org/drawingml/2006/main" noChangeAspect="1"/>
+            </wp:cNvGraphicFramePr>
+            <a:graphic xmlns:a="http://schemas.openxmlformats.org/drawingml/2006/main">
+              <a:graphicData uri="http://schemas.openxmlformats.org/drawingml/2006/picture">
+                <pic:pic xmlns:pic="http://schemas.openxmlformats.org/drawingml/2006/picture">
+                  <pic:nvPicPr>
+                    <pic:cNvPr id="0" name="Picture 6" descr="admin dashboard interface with charts and statistics, do AI tạo"/>
+                    <pic:cNvPicPr>
+                      <a:picLocks noChangeAspect="1" noChangeArrowheads="1"/>
+                    </pic:cNvPicPr>
+                  </pic:nvPicPr>
+                  <pic:blipFill>
+                    <a:blip r:embed="rId5" cstate="print">
+                      <a:extLst>
+                        <a:ext uri="{28A0092B-C50C-407E-A947-70E740481C1C}">
+                          <a14:useLocalDpi xmlns:a14="http://schemas.microsoft.com/office/drawing/2010/main" val="0"/>
+                        </a:ext>
+                      </a:extLst>
+                    </a:blip>
+                    <a:srcRect/>
+                    <a:stretch>
+                      <a:fillRect/>
+                    </a:stretch>
+                  </pic:blipFill>
+                  <pic:spPr bwMode="auto">
+                    <a:xfrm>
+                      <a:off x="0" y="0"/>
+                      <a:ext cx="5943600" cy="4004945"/>
+                    </a:xfrm>
+                    <a:prstGeom prst="rect">
+                      <a:avLst/>
+                    </a:prstGeom>
+                    <a:noFill/>
+                    <a:ln>
+                      <a:noFill/>
+                    </a:ln>
+                  </pic:spPr>
+                </pic:pic>
+              </a:graphicData>
+            </a:graphic>
+          </wp:inline>
+        </w:drawing>
+      </w:r>
+    </w:p>
+    <w:p>
+      <w:pPr>
+        <w:rPr>
+          <w:rFonts w:ascii="Times New Roman" w:hAnsi="Times New Roman" w:cs="Times New Roman"/>
+          <w:b/>
+          <w:bCs/>
+          <w:lang w:val="en-US"/>
+        </w:rPr>
+      </w:pPr>
+      <w:r>
+        <w:rPr>
+          <w:rFonts w:ascii="Times New Roman" w:hAnsi="Times New Roman" w:cs="Times New Roman"/>
+          <w:b/>
+          <w:bCs/>
+          <w:lang w:val="en-US"/>
+        </w:rPr>
+        <w:t>a</w:t>
+      </w:r>
+      <w:r>
+        <w:rPr>
+          <w:rFonts w:ascii="Times New Roman" w:hAnsi="Times New Roman" w:cs="Times New Roman"/>
+          <w:b/>
+          <w:bCs/>
+          <w:lang w:val="en-US"/>
+        </w:rPr>
+        <w:t>. Nhóm Chỉ số Tổng quan (Key Metrics - Các thẻ số lớn)</w:t>
+      </w:r>
+    </w:p>
+    <w:p>
+      <w:pPr>
+        <w:rPr>
+          <w:rFonts w:ascii="Times New Roman" w:hAnsi="Times New Roman" w:cs="Times New Roman"/>
+          <w:color w:val="EE0000"/>
+          <w:lang w:val="en-US"/>
+        </w:rPr>
+      </w:pPr>
+      <w:r>
+        <w:rPr>
+          <w:rFonts w:ascii="Times New Roman" w:hAnsi="Times New Roman" w:cs="Times New Roman"/>
+          <w:color w:val="EE0000"/>
+          <w:lang w:val="en-US"/>
+        </w:rPr>
+        <w:t>Đây là những con số đập ngay vào mắt Admin khi vừa đăng nhập, cho thấy quy mô hiện tại của nền tảng:</w:t>
+      </w:r>
+      <w:r>
+        <w:rPr>
+          <w:rFonts w:ascii="Times New Roman" w:hAnsi="Times New Roman" w:cs="Times New Roman"/>
+          <w:color w:val="EE0000"/>
+          <w:lang w:val="en-US"/>
+        </w:rPr>
+        <w:t xml:space="preserve"> (đã có api)</w:t>
+      </w:r>
+    </w:p>
+    <w:p>
+      <w:pPr>
+        <w:numPr>
+          <w:ilvl w:val="0"/>
+          <w:numId w:val="21"/>
+        </w:numPr>
+        <w:rPr>
+          <w:rFonts w:ascii="Times New Roman" w:hAnsi="Times New Roman" w:cs="Times New Roman"/>
+          <w:color w:val="EE0000"/>
+          <w:lang w:val="en-US"/>
+        </w:rPr>
+      </w:pPr>
+      <w:r>
+        <w:rPr>
+          <w:rFonts w:ascii="Times New Roman" w:hAnsi="Times New Roman" w:cs="Times New Roman"/>
+          <w:b/>
+          <w:bCs/>
+          <w:color w:val="EE0000"/>
+          <w:lang w:val="en-US"/>
+        </w:rPr>
+        <w:t>Tổng số Người dùng:</w:t>
+      </w:r>
+      <w:r>
+        <w:rPr>
+          <w:rFonts w:ascii="Times New Roman" w:hAnsi="Times New Roman" w:cs="Times New Roman"/>
+          <w:color w:val="EE0000"/>
+          <w:lang w:val="en-US"/>
+        </w:rPr>
+        <w:t xml:space="preserve"> Phân loại rõ bao nhiêu Candidate (Ứng viên) và bao nhiêu Employer (Nhà tuyển dụng). (Lấy từ bảng User kết hợp Role).</w:t>
+      </w:r>
+    </w:p>
+    <w:p>
+      <w:pPr>
+        <w:numPr>
+          <w:ilvl w:val="0"/>
+          <w:numId w:val="21"/>
+        </w:numPr>
+        <w:rPr>
+          <w:rFonts w:ascii="Times New Roman" w:hAnsi="Times New Roman" w:cs="Times New Roman"/>
+          <w:color w:val="EE0000"/>
+          <w:lang w:val="en-US"/>
+        </w:rPr>
+      </w:pPr>
+      <w:r>
+        <w:rPr>
+          <w:rFonts w:ascii="Times New Roman" w:hAnsi="Times New Roman" w:cs="Times New Roman"/>
+          <w:b/>
+          <w:bCs/>
+          <w:color w:val="EE0000"/>
+          <w:lang w:val="en-US"/>
+        </w:rPr>
+        <w:t>Tổng số Công ty:</w:t>
+      </w:r>
+      <w:r>
+        <w:rPr>
+          <w:rFonts w:ascii="Times New Roman" w:hAnsi="Times New Roman" w:cs="Times New Roman"/>
+          <w:color w:val="EE0000"/>
+          <w:lang w:val="en-US"/>
+        </w:rPr>
+        <w:t xml:space="preserve"> Bao nhiêu doanh nghiệp đang tham gia. (Lấy từ bảng Company).</w:t>
+      </w:r>
+    </w:p>
+    <w:p>
+      <w:pPr>
+        <w:numPr>
+          <w:ilvl w:val="0"/>
+          <w:numId w:val="21"/>
+        </w:numPr>
+        <w:rPr>
+          <w:rFonts w:ascii="Times New Roman" w:hAnsi="Times New Roman" w:cs="Times New Roman"/>
+          <w:color w:val="EE0000"/>
+          <w:lang w:val="en-US"/>
+        </w:rPr>
+      </w:pPr>
+      <w:r>
+        <w:rPr>
+          <w:rFonts w:ascii="Times New Roman" w:hAnsi="Times New Roman" w:cs="Times New Roman"/>
+          <w:b/>
+          <w:bCs/>
+          <w:color w:val="EE0000"/>
+          <w:lang w:val="en-US"/>
+        </w:rPr>
+        <w:t>Tổng số Job:</w:t>
+      </w:r>
+      <w:r>
+        <w:rPr>
+          <w:rFonts w:ascii="Times New Roman" w:hAnsi="Times New Roman" w:cs="Times New Roman"/>
+          <w:color w:val="EE0000"/>
+          <w:lang w:val="en-US"/>
+        </w:rPr>
+        <w:t xml:space="preserve"> Đang có bao nhiêu công việc trên hệ thống, trong đó bao nhiêu cái đang Active, bao nhiêu cái đã Expired hoặc Closed.</w:t>
+      </w:r>
+    </w:p>
+    <w:p>
+      <w:pPr>
+        <w:numPr>
+          <w:ilvl w:val="0"/>
+          <w:numId w:val="21"/>
+        </w:numPr>
+        <w:rPr>
+          <w:rFonts w:ascii="Times New Roman" w:hAnsi="Times New Roman" w:cs="Times New Roman"/>
+          <w:color w:val="EE0000"/>
+          <w:lang w:val="en-US"/>
+        </w:rPr>
+      </w:pPr>
+      <w:r>
+        <w:rPr>
+          <w:rFonts w:ascii="Times New Roman" w:hAnsi="Times New Roman" w:cs="Times New Roman"/>
+          <w:b/>
+          <w:bCs/>
+          <w:color w:val="EE0000"/>
+          <w:lang w:val="en-US"/>
+        </w:rPr>
+        <w:t>Tổng số Lượt ứng tuyển (Applications):</w:t>
+      </w:r>
+      <w:r>
+        <w:rPr>
+          <w:rFonts w:ascii="Times New Roman" w:hAnsi="Times New Roman" w:cs="Times New Roman"/>
+          <w:color w:val="EE0000"/>
+          <w:lang w:val="en-US"/>
+        </w:rPr>
+        <w:t xml:space="preserve"> Thể hiện sự sôi động của sàn giao dịch. (Lấy từ bảng Application).</w:t>
+      </w:r>
+    </w:p>
+    <w:p>
+      <w:pPr>
+        <w:rPr>
+          <w:rFonts w:ascii="Times New Roman" w:hAnsi="Times New Roman" w:cs="Times New Roman"/>
+          <w:b/>
+          <w:bCs/>
+          <w:color w:val="EE0000"/>
+          <w:lang w:val="en-US"/>
+        </w:rPr>
+      </w:pPr>
+      <w:r>
+        <w:rPr>
+          <w:rFonts w:ascii="Times New Roman" w:hAnsi="Times New Roman" w:cs="Times New Roman"/>
+          <w:b/>
+          <w:bCs/>
+          <w:lang w:val="en-US"/>
+        </w:rPr>
+        <w:t>b</w:t>
+      </w:r>
+      <w:r>
+        <w:rPr>
+          <w:rFonts w:ascii="Times New Roman" w:hAnsi="Times New Roman" w:cs="Times New Roman"/>
+          <w:b/>
+          <w:bCs/>
+          <w:color w:val="EE0000"/>
+          <w:lang w:val="en-US"/>
+        </w:rPr>
+        <w:t>. Nhóm Biểu đồ Xu hướng (Trends - Dạng Bar/Line Chart</w:t>
+      </w:r>
+      <w:r>
+        <w:rPr>
+          <w:rFonts w:ascii="Times New Roman" w:hAnsi="Times New Roman" w:cs="Times New Roman"/>
+          <w:b/>
+          <w:bCs/>
+          <w:color w:val="EE0000"/>
+          <w:lang w:val="en-US"/>
+        </w:rPr>
+        <w:t>)</w:t>
+      </w:r>
+    </w:p>
+    <w:p>
+      <w:pPr>
+        <w:rPr>
+          <w:rFonts w:ascii="Times New Roman" w:hAnsi="Times New Roman" w:cs="Times New Roman"/>
+          <w:color w:val="EE0000"/>
+          <w:lang w:val="en-US"/>
+        </w:rPr>
+      </w:pPr>
+      <w:r>
+        <w:rPr>
+          <w:rFonts w:ascii="Times New Roman" w:hAnsi="Times New Roman" w:cs="Times New Roman"/>
+          <w:color w:val="EE0000"/>
+          <w:lang w:val="en-US"/>
+        </w:rPr>
+        <w:t>Giúp Admin nhìn thấy sự phát triển của hệ thống theo thời gian (Tháng/Năm):</w:t>
+      </w:r>
+    </w:p>
+    <w:p>
+      <w:pPr>
+        <w:numPr>
+          <w:ilvl w:val="0"/>
+          <w:numId w:val="22"/>
+        </w:numPr>
+        <w:rPr>
+          <w:rFonts w:ascii="Times New Roman" w:hAnsi="Times New Roman" w:cs="Times New Roman"/>
+          <w:color w:val="EE0000"/>
+          <w:lang w:val="en-US"/>
+        </w:rPr>
+      </w:pPr>
+      <w:r>
+        <w:rPr>
+          <w:rFonts w:ascii="Times New Roman" w:hAnsi="Times New Roman" w:cs="Times New Roman"/>
+          <w:b/>
+          <w:bCs/>
+          <w:color w:val="EE0000"/>
+          <w:lang w:val="en-US"/>
+        </w:rPr>
+        <w:lastRenderedPageBreak/>
+        <w:t>Tăng trưởng User mới:</w:t>
+      </w:r>
+      <w:r>
+        <w:rPr>
+          <w:rFonts w:ascii="Times New Roman" w:hAnsi="Times New Roman" w:cs="Times New Roman"/>
+          <w:color w:val="EE0000"/>
+          <w:lang w:val="en-US"/>
+        </w:rPr>
+        <w:t xml:space="preserve"> Số lượng tài khoản đăng ký mới mỗi tháng (Phân biệt đường của HR và Candidate).</w:t>
+      </w:r>
+    </w:p>
+    <w:p>
+      <w:pPr>
+        <w:numPr>
+          <w:ilvl w:val="0"/>
+          <w:numId w:val="22"/>
+        </w:numPr>
+        <w:rPr>
+          <w:rFonts w:ascii="Times New Roman" w:hAnsi="Times New Roman" w:cs="Times New Roman"/>
+          <w:color w:val="EE0000"/>
+          <w:lang w:val="en-US"/>
+        </w:rPr>
+      </w:pPr>
+      <w:r>
+        <w:rPr>
+          <w:rFonts w:ascii="Times New Roman" w:hAnsi="Times New Roman" w:cs="Times New Roman"/>
+          <w:b/>
+          <w:bCs/>
+          <w:color w:val="EE0000"/>
+          <w:lang w:val="en-US"/>
+        </w:rPr>
+        <w:t>Lượng Job đăng mới:</w:t>
+      </w:r>
+      <w:r>
+        <w:rPr>
+          <w:rFonts w:ascii="Times New Roman" w:hAnsi="Times New Roman" w:cs="Times New Roman"/>
+          <w:color w:val="EE0000"/>
+          <w:lang w:val="en-US"/>
+        </w:rPr>
+        <w:t xml:space="preserve"> Tháng này có bao nhiêu Job được đăng lên so với tháng trước?</w:t>
+      </w:r>
+    </w:p>
+    <w:p>
+      <w:pPr>
+        <w:numPr>
+          <w:ilvl w:val="0"/>
+          <w:numId w:val="22"/>
+        </w:numPr>
+        <w:rPr>
+          <w:rFonts w:ascii="Times New Roman" w:hAnsi="Times New Roman" w:cs="Times New Roman"/>
+          <w:color w:val="EE0000"/>
+          <w:lang w:val="en-US"/>
+        </w:rPr>
+      </w:pPr>
+      <w:r>
+        <w:rPr>
+          <w:rFonts w:ascii="Times New Roman" w:hAnsi="Times New Roman" w:cs="Times New Roman"/>
+          <w:b/>
+          <w:bCs/>
+          <w:color w:val="EE0000"/>
+          <w:lang w:val="en-US"/>
+        </w:rPr>
+        <w:t>Lượng CV nộp vào hệ thống:</w:t>
+      </w:r>
+      <w:r>
+        <w:rPr>
+          <w:rFonts w:ascii="Times New Roman" w:hAnsi="Times New Roman" w:cs="Times New Roman"/>
+          <w:color w:val="EE0000"/>
+          <w:lang w:val="en-US"/>
+        </w:rPr>
+        <w:t xml:space="preserve"> Tổng số Application được tạo ra mỗi tháng.</w:t>
+      </w:r>
+    </w:p>
+    <w:p>
+      <w:pPr>
+        <w:rPr>
+          <w:rFonts w:ascii="Times New Roman" w:hAnsi="Times New Roman" w:cs="Times New Roman"/>
+          <w:b/>
+          <w:bCs/>
+          <w:color w:val="EE0000"/>
+          <w:lang w:val="en-US"/>
+        </w:rPr>
+      </w:pPr>
+      <w:r>
+        <w:rPr>
+          <w:rFonts w:ascii="Times New Roman" w:hAnsi="Times New Roman" w:cs="Times New Roman"/>
+          <w:b/>
+          <w:bCs/>
+          <w:lang w:val="en-US"/>
+        </w:rPr>
+        <w:t>c</w:t>
+      </w:r>
+      <w:r>
+        <w:rPr>
+          <w:rFonts w:ascii="Times New Roman" w:hAnsi="Times New Roman" w:cs="Times New Roman"/>
+          <w:b/>
+          <w:bCs/>
+          <w:lang w:val="en-US"/>
+        </w:rPr>
+        <w:t xml:space="preserve">. </w:t>
+      </w:r>
+      <w:r>
+        <w:rPr>
+          <w:rFonts w:ascii="Times New Roman" w:hAnsi="Times New Roman" w:cs="Times New Roman"/>
+          <w:b/>
+          <w:bCs/>
+          <w:color w:val="EE0000"/>
+          <w:lang w:val="en-US"/>
+        </w:rPr>
+        <w:t>Nhóm Biểu đồ Tỷ lệ (Phân bổ - Dạng Pie/Donut Chart)</w:t>
+      </w:r>
+    </w:p>
+    <w:p>
+      <w:pPr>
+        <w:rPr>
+          <w:rFonts w:ascii="Times New Roman" w:hAnsi="Times New Roman" w:cs="Times New Roman"/>
+          <w:color w:val="EE0000"/>
+          <w:lang w:val="en-US"/>
+        </w:rPr>
+      </w:pPr>
+      <w:r>
+        <w:rPr>
+          <w:rFonts w:ascii="Times New Roman" w:hAnsi="Times New Roman" w:cs="Times New Roman"/>
+          <w:color w:val="EE0000"/>
+          <w:lang w:val="en-US"/>
+        </w:rPr>
+        <w:t>Giúp Admin đánh giá chất lượng của các tương tác trên hệ thống:</w:t>
+      </w:r>
+    </w:p>
+    <w:p>
+      <w:pPr>
+        <w:numPr>
+          <w:ilvl w:val="0"/>
+          <w:numId w:val="23"/>
+        </w:numPr>
+        <w:rPr>
+          <w:rFonts w:ascii="Times New Roman" w:hAnsi="Times New Roman" w:cs="Times New Roman"/>
+          <w:color w:val="EE0000"/>
+          <w:lang w:val="en-US"/>
+        </w:rPr>
+      </w:pPr>
+      <w:r>
+        <w:rPr>
+          <w:rFonts w:ascii="Times New Roman" w:hAnsi="Times New Roman" w:cs="Times New Roman"/>
+          <w:b/>
+          <w:bCs/>
+          <w:color w:val="EE0000"/>
+          <w:lang w:val="en-US"/>
+        </w:rPr>
+        <w:t>Tỷ lệ Trạng thái Ứng tuyển:</w:t>
+      </w:r>
+      <w:r>
+        <w:rPr>
+          <w:rFonts w:ascii="Times New Roman" w:hAnsi="Times New Roman" w:cs="Times New Roman"/>
+          <w:color w:val="EE0000"/>
+          <w:lang w:val="en-US"/>
+        </w:rPr>
+        <w:t xml:space="preserve"> Tính phần trăm (%) các trạng thái trong bảng Application. Ví dụ: 50% </w:t>
+      </w:r>
+      <w:r>
+        <w:rPr>
+          <w:rFonts w:ascii="Times New Roman" w:hAnsi="Times New Roman" w:cs="Times New Roman"/>
+          <w:i/>
+          <w:iCs/>
+          <w:color w:val="EE0000"/>
+          <w:lang w:val="en-US"/>
+        </w:rPr>
+        <w:t>Submitted</w:t>
+      </w:r>
+      <w:r>
+        <w:rPr>
+          <w:rFonts w:ascii="Times New Roman" w:hAnsi="Times New Roman" w:cs="Times New Roman"/>
+          <w:color w:val="EE0000"/>
+          <w:lang w:val="en-US"/>
+        </w:rPr>
+        <w:t xml:space="preserve"> (Chưa duyệt), 20% </w:t>
+      </w:r>
+      <w:r>
+        <w:rPr>
+          <w:rFonts w:ascii="Times New Roman" w:hAnsi="Times New Roman" w:cs="Times New Roman"/>
+          <w:i/>
+          <w:iCs/>
+          <w:color w:val="EE0000"/>
+          <w:lang w:val="en-US"/>
+        </w:rPr>
+        <w:t>Viewed</w:t>
+      </w:r>
+      <w:r>
+        <w:rPr>
+          <w:rFonts w:ascii="Times New Roman" w:hAnsi="Times New Roman" w:cs="Times New Roman"/>
+          <w:color w:val="EE0000"/>
+          <w:lang w:val="en-US"/>
+        </w:rPr>
+        <w:t xml:space="preserve">, 15% </w:t>
+      </w:r>
+      <w:r>
+        <w:rPr>
+          <w:rFonts w:ascii="Times New Roman" w:hAnsi="Times New Roman" w:cs="Times New Roman"/>
+          <w:i/>
+          <w:iCs/>
+          <w:color w:val="EE0000"/>
+          <w:lang w:val="en-US"/>
+        </w:rPr>
+        <w:t>Interview</w:t>
+      </w:r>
+      <w:r>
+        <w:rPr>
+          <w:rFonts w:ascii="Times New Roman" w:hAnsi="Times New Roman" w:cs="Times New Roman"/>
+          <w:color w:val="EE0000"/>
+          <w:lang w:val="en-US"/>
+        </w:rPr>
+        <w:t xml:space="preserve">, 10% </w:t>
+      </w:r>
+      <w:r>
+        <w:rPr>
+          <w:rFonts w:ascii="Times New Roman" w:hAnsi="Times New Roman" w:cs="Times New Roman"/>
+          <w:i/>
+          <w:iCs/>
+          <w:color w:val="EE0000"/>
+          <w:lang w:val="en-US"/>
+        </w:rPr>
+        <w:t>Rejected</w:t>
+      </w:r>
+      <w:r>
+        <w:rPr>
+          <w:rFonts w:ascii="Times New Roman" w:hAnsi="Times New Roman" w:cs="Times New Roman"/>
+          <w:color w:val="EE0000"/>
+          <w:lang w:val="en-US"/>
+        </w:rPr>
+        <w:t xml:space="preserve">, 5% </w:t>
+      </w:r>
+      <w:r>
+        <w:rPr>
+          <w:rFonts w:ascii="Times New Roman" w:hAnsi="Times New Roman" w:cs="Times New Roman"/>
+          <w:i/>
+          <w:iCs/>
+          <w:color w:val="EE0000"/>
+          <w:lang w:val="en-US"/>
+        </w:rPr>
+        <w:t>Accepted</w:t>
+      </w:r>
+      <w:r>
+        <w:rPr>
+          <w:rFonts w:ascii="Times New Roman" w:hAnsi="Times New Roman" w:cs="Times New Roman"/>
+          <w:color w:val="EE0000"/>
+          <w:lang w:val="en-US"/>
+        </w:rPr>
+        <w:t xml:space="preserve"> (Trúng tuyển). Chỉ số Trúng tuyển càng cao chứng tỏ nền tảng của bạn càng hiệu quả.</w:t>
+      </w:r>
+    </w:p>
+    <w:p>
+      <w:pPr>
+        <w:numPr>
+          <w:ilvl w:val="0"/>
+          <w:numId w:val="23"/>
+        </w:numPr>
+        <w:rPr>
+          <w:rFonts w:ascii="Times New Roman" w:hAnsi="Times New Roman" w:cs="Times New Roman"/>
+          <w:color w:val="EE0000"/>
+          <w:lang w:val="en-US"/>
+        </w:rPr>
+      </w:pPr>
+      <w:r>
+        <w:rPr>
+          <w:rFonts w:ascii="Times New Roman" w:hAnsi="Times New Roman" w:cs="Times New Roman"/>
+          <w:b/>
+          <w:bCs/>
+          <w:color w:val="EE0000"/>
+          <w:lang w:val="en-US"/>
+        </w:rPr>
+        <w:t>Tỷ lệ Công việc theo Hình thức:</w:t>
+      </w:r>
+      <w:r>
+        <w:rPr>
+          <w:rFonts w:ascii="Times New Roman" w:hAnsi="Times New Roman" w:cs="Times New Roman"/>
+          <w:color w:val="EE0000"/>
+          <w:lang w:val="en-US"/>
+        </w:rPr>
+        <w:t xml:space="preserve"> Bao nhiêu % là Full-time, Part-time, Remote, Freelance (Từ enum JobType).</w:t>
+      </w:r>
+    </w:p>
+    <w:p>
+      <w:pPr>
+        <w:rPr>
+          <w:rFonts w:ascii="Times New Roman" w:hAnsi="Times New Roman" w:cs="Times New Roman"/>
+          <w:b/>
+          <w:bCs/>
+          <w:color w:val="EE0000"/>
+          <w:lang w:val="en-US"/>
+        </w:rPr>
+      </w:pPr>
+      <w:r>
+        <w:rPr>
+          <w:rFonts w:ascii="Times New Roman" w:hAnsi="Times New Roman" w:cs="Times New Roman"/>
+          <w:b/>
+          <w:bCs/>
+          <w:color w:val="EE0000"/>
+          <w:lang w:val="en-US"/>
+        </w:rPr>
+        <w:t>d</w:t>
+      </w:r>
+      <w:r>
+        <w:rPr>
+          <w:rFonts w:ascii="Times New Roman" w:hAnsi="Times New Roman" w:cs="Times New Roman"/>
+          <w:b/>
+          <w:bCs/>
+          <w:color w:val="EE0000"/>
+          <w:lang w:val="en-US"/>
+        </w:rPr>
+        <w:t>. Nhóm Bảng Xếp hạng (Top Rankings - Rất ăn điểm)</w:t>
+      </w:r>
+    </w:p>
+    <w:p>
+      <w:pPr>
+        <w:rPr>
+          <w:rFonts w:ascii="Times New Roman" w:hAnsi="Times New Roman" w:cs="Times New Roman"/>
+          <w:color w:val="EE0000"/>
+          <w:lang w:val="en-US"/>
+        </w:rPr>
+      </w:pPr>
+      <w:r>
+        <w:rPr>
+          <w:rFonts w:ascii="Times New Roman" w:hAnsi="Times New Roman" w:cs="Times New Roman"/>
+          <w:color w:val="EE0000"/>
+          <w:lang w:val="en-US"/>
+        </w:rPr>
+        <w:t>Đây là phần thống kê chi tiết giúp định hướng kinh doanh hoặc nội dung:</w:t>
+      </w:r>
+    </w:p>
+    <w:p>
+      <w:pPr>
+        <w:numPr>
+          <w:ilvl w:val="0"/>
+          <w:numId w:val="24"/>
+        </w:numPr>
+        <w:rPr>
+          <w:rFonts w:ascii="Times New Roman" w:hAnsi="Times New Roman" w:cs="Times New Roman"/>
+          <w:color w:val="EE0000"/>
+          <w:lang w:val="en-US"/>
+        </w:rPr>
+      </w:pPr>
+      <w:r>
+        <w:rPr>
+          <w:rFonts w:ascii="Times New Roman" w:hAnsi="Times New Roman" w:cs="Times New Roman"/>
+          <w:b/>
+          <w:bCs/>
+          <w:color w:val="EE0000"/>
+          <w:lang w:val="en-US"/>
+        </w:rPr>
+        <w:t>Top Ngành nghề (Category) hot nhất:</w:t>
+      </w:r>
+      <w:r>
+        <w:rPr>
+          <w:rFonts w:ascii="Times New Roman" w:hAnsi="Times New Roman" w:cs="Times New Roman"/>
+          <w:color w:val="EE0000"/>
+          <w:lang w:val="en-US"/>
+        </w:rPr>
+        <w:t xml:space="preserve"> Danh mục nào đang có nhiều Job nhất (Join bảng Category và Job).</w:t>
+      </w:r>
+    </w:p>
+    <w:p>
+      <w:pPr>
+        <w:numPr>
+          <w:ilvl w:val="0"/>
+          <w:numId w:val="24"/>
+        </w:numPr>
+        <w:rPr>
+          <w:rFonts w:ascii="Times New Roman" w:hAnsi="Times New Roman" w:cs="Times New Roman"/>
+          <w:color w:val="EE0000"/>
+          <w:lang w:val="en-US"/>
+        </w:rPr>
+      </w:pPr>
+      <w:r>
+        <w:rPr>
+          <w:rFonts w:ascii="Times New Roman" w:hAnsi="Times New Roman" w:cs="Times New Roman"/>
+          <w:b/>
+          <w:bCs/>
+          <w:color w:val="EE0000"/>
+          <w:lang w:val="en-US"/>
+        </w:rPr>
+        <w:t>Top Kỹ năng (Skill) được săn đón nhất:</w:t>
+      </w:r>
+      <w:r>
+        <w:rPr>
+          <w:rFonts w:ascii="Times New Roman" w:hAnsi="Times New Roman" w:cs="Times New Roman"/>
+          <w:color w:val="EE0000"/>
+          <w:lang w:val="en-US"/>
+        </w:rPr>
+        <w:t xml:space="preserve"> Đếm tần suất xuất hiện của các skill trong bảng JobSkill. (Ví dụ: ReactJS xuất hiện trong 50 job, Java trong 40 job).</w:t>
+      </w:r>
+    </w:p>
+    <w:p>
+      <w:pPr>
+        <w:numPr>
+          <w:ilvl w:val="0"/>
+          <w:numId w:val="24"/>
+        </w:numPr>
+        <w:rPr>
+          <w:rFonts w:ascii="Times New Roman" w:hAnsi="Times New Roman" w:cs="Times New Roman"/>
+          <w:color w:val="EE0000"/>
+          <w:lang w:val="en-US"/>
+        </w:rPr>
+      </w:pPr>
+      <w:r>
+        <w:rPr>
+          <w:rFonts w:ascii="Times New Roman" w:hAnsi="Times New Roman" w:cs="Times New Roman"/>
+          <w:b/>
+          <w:bCs/>
+          <w:color w:val="EE0000"/>
+          <w:lang w:val="en-US"/>
+        </w:rPr>
+        <w:t>Top Công ty tuyển dụng tích cực nhất:</w:t>
+      </w:r>
+      <w:r>
+        <w:rPr>
+          <w:rFonts w:ascii="Times New Roman" w:hAnsi="Times New Roman" w:cs="Times New Roman"/>
+          <w:color w:val="EE0000"/>
+          <w:lang w:val="en-US"/>
+        </w:rPr>
+        <w:t xml:space="preserve"> Công ty nào đăng nhiều Job nhất hoặc nhận được nhiều CV nhất.</w:t>
+      </w:r>
+    </w:p>
+    <w:p>
+      <w:pPr>
+        <w:numPr>
+          <w:ilvl w:val="0"/>
+          <w:numId w:val="24"/>
+        </w:numPr>
+        <w:rPr>
+          <w:rFonts w:ascii="Times New Roman" w:hAnsi="Times New Roman" w:cs="Times New Roman"/>
+          <w:color w:val="EE0000"/>
+          <w:lang w:val="en-US"/>
+        </w:rPr>
+      </w:pPr>
+      <w:r>
+        <w:rPr>
+          <w:rFonts w:ascii="Times New Roman" w:hAnsi="Times New Roman" w:cs="Times New Roman"/>
+          <w:b/>
+          <w:bCs/>
+          <w:color w:val="EE0000"/>
+          <w:lang w:val="en-US"/>
+        </w:rPr>
+        <w:t>Top Địa điểm (Location):</w:t>
+      </w:r>
+      <w:r>
+        <w:rPr>
+          <w:rFonts w:ascii="Times New Roman" w:hAnsi="Times New Roman" w:cs="Times New Roman"/>
+          <w:color w:val="EE0000"/>
+          <w:lang w:val="en-US"/>
+        </w:rPr>
+        <w:t xml:space="preserve"> Nơi nào đang khát nhân lực nhất.</w:t>
+      </w:r>
     </w:p>
     <w:p>
       <w:pPr>
@@ -3763,6 +5487,155 @@
     </w:lvl>
   </w:abstractNum>
   <w:abstractNum w:abstractNumId="1" w15:restartNumberingAfterBreak="0">
+    <w:nsid w:val="09B232D1"/>
+    <w:multiLevelType w:val="multilevel"/>
+    <w:tmpl w:val="66729B62"/>
+    <w:lvl w:ilvl="0">
+      <w:start w:val="1"/>
+      <w:numFmt w:val="bullet"/>
+      <w:lvlText w:val=""/>
+      <w:lvlJc w:val="left"/>
+      <w:pPr>
+        <w:tabs>
+          <w:tab w:val="num" w:pos="720"/>
+        </w:tabs>
+        <w:ind w:left="720" w:hanging="360"/>
+      </w:pPr>
+      <w:rPr>
+        <w:rFonts w:ascii="Symbol" w:hAnsi="Symbol" w:hint="default"/>
+        <w:sz w:val="20"/>
+      </w:rPr>
+    </w:lvl>
+    <w:lvl w:ilvl="1" w:tentative="1">
+      <w:start w:val="1"/>
+      <w:numFmt w:val="bullet"/>
+      <w:lvlText w:val="o"/>
+      <w:lvlJc w:val="left"/>
+      <w:pPr>
+        <w:tabs>
+          <w:tab w:val="num" w:pos="1440"/>
+        </w:tabs>
+        <w:ind w:left="1440" w:hanging="360"/>
+      </w:pPr>
+      <w:rPr>
+        <w:rFonts w:ascii="Courier New" w:hAnsi="Courier New" w:hint="default"/>
+        <w:sz w:val="20"/>
+      </w:rPr>
+    </w:lvl>
+    <w:lvl w:ilvl="2" w:tentative="1">
+      <w:start w:val="1"/>
+      <w:numFmt w:val="bullet"/>
+      <w:lvlText w:val=""/>
+      <w:lvlJc w:val="left"/>
+      <w:pPr>
+        <w:tabs>
+          <w:tab w:val="num" w:pos="2160"/>
+        </w:tabs>
+        <w:ind w:left="2160" w:hanging="360"/>
+      </w:pPr>
+      <w:rPr>
+        <w:rFonts w:ascii="Wingdings" w:hAnsi="Wingdings" w:hint="default"/>
+        <w:sz w:val="20"/>
+      </w:rPr>
+    </w:lvl>
+    <w:lvl w:ilvl="3" w:tentative="1">
+      <w:start w:val="1"/>
+      <w:numFmt w:val="bullet"/>
+      <w:lvlText w:val=""/>
+      <w:lvlJc w:val="left"/>
+      <w:pPr>
+        <w:tabs>
+          <w:tab w:val="num" w:pos="2880"/>
+        </w:tabs>
+        <w:ind w:left="2880" w:hanging="360"/>
+      </w:pPr>
+      <w:rPr>
+        <w:rFonts w:ascii="Wingdings" w:hAnsi="Wingdings" w:hint="default"/>
+        <w:sz w:val="20"/>
+      </w:rPr>
+    </w:lvl>
+    <w:lvl w:ilvl="4" w:tentative="1">
+      <w:start w:val="1"/>
+      <w:numFmt w:val="bullet"/>
+      <w:lvlText w:val=""/>
+      <w:lvlJc w:val="left"/>
+      <w:pPr>
+        <w:tabs>
+          <w:tab w:val="num" w:pos="3600"/>
+        </w:tabs>
+        <w:ind w:left="3600" w:hanging="360"/>
+      </w:pPr>
+      <w:rPr>
+        <w:rFonts w:ascii="Wingdings" w:hAnsi="Wingdings" w:hint="default"/>
+        <w:sz w:val="20"/>
+      </w:rPr>
+    </w:lvl>
+    <w:lvl w:ilvl="5" w:tentative="1">
+      <w:start w:val="1"/>
+      <w:numFmt w:val="bullet"/>
+      <w:lvlText w:val=""/>
+      <w:lvlJc w:val="left"/>
+      <w:pPr>
+        <w:tabs>
+          <w:tab w:val="num" w:pos="4320"/>
+        </w:tabs>
+        <w:ind w:left="4320" w:hanging="360"/>
+      </w:pPr>
+      <w:rPr>
+        <w:rFonts w:ascii="Wingdings" w:hAnsi="Wingdings" w:hint="default"/>
+        <w:sz w:val="20"/>
+      </w:rPr>
+    </w:lvl>
+    <w:lvl w:ilvl="6" w:tentative="1">
+      <w:start w:val="1"/>
+      <w:numFmt w:val="bullet"/>
+      <w:lvlText w:val=""/>
+      <w:lvlJc w:val="left"/>
+      <w:pPr>
+        <w:tabs>
+          <w:tab w:val="num" w:pos="5040"/>
+        </w:tabs>
+        <w:ind w:left="5040" w:hanging="360"/>
+      </w:pPr>
+      <w:rPr>
+        <w:rFonts w:ascii="Wingdings" w:hAnsi="Wingdings" w:hint="default"/>
+        <w:sz w:val="20"/>
+      </w:rPr>
+    </w:lvl>
+    <w:lvl w:ilvl="7" w:tentative="1">
+      <w:start w:val="1"/>
+      <w:numFmt w:val="bullet"/>
+      <w:lvlText w:val=""/>
+      <w:lvlJc w:val="left"/>
+      <w:pPr>
+        <w:tabs>
+          <w:tab w:val="num" w:pos="5760"/>
+        </w:tabs>
+        <w:ind w:left="5760" w:hanging="360"/>
+      </w:pPr>
+      <w:rPr>
+        <w:rFonts w:ascii="Wingdings" w:hAnsi="Wingdings" w:hint="default"/>
+        <w:sz w:val="20"/>
+      </w:rPr>
+    </w:lvl>
+    <w:lvl w:ilvl="8" w:tentative="1">
+      <w:start w:val="1"/>
+      <w:numFmt w:val="bullet"/>
+      <w:lvlText w:val=""/>
+      <w:lvlJc w:val="left"/>
+      <w:pPr>
+        <w:tabs>
+          <w:tab w:val="num" w:pos="6480"/>
+        </w:tabs>
+        <w:ind w:left="6480" w:hanging="360"/>
+      </w:pPr>
+      <w:rPr>
+        <w:rFonts w:ascii="Wingdings" w:hAnsi="Wingdings" w:hint="default"/>
+        <w:sz w:val="20"/>
+      </w:rPr>
+    </w:lvl>
+  </w:abstractNum>
+  <w:abstractNum w:abstractNumId="2" w15:restartNumberingAfterBreak="0">
     <w:nsid w:val="09C32C2B"/>
     <w:multiLevelType w:val="multilevel"/>
     <w:tmpl w:val="3E34D8D4"/>
@@ -3911,7 +5784,7 @@
       </w:rPr>
     </w:lvl>
   </w:abstractNum>
-  <w:abstractNum w:abstractNumId="2" w15:restartNumberingAfterBreak="0">
+  <w:abstractNum w:abstractNumId="3" w15:restartNumberingAfterBreak="0">
     <w:nsid w:val="0FD331B4"/>
     <w:multiLevelType w:val="multilevel"/>
     <w:tmpl w:val="0D2CA720"/>
@@ -4060,7 +5933,7 @@
       </w:rPr>
     </w:lvl>
   </w:abstractNum>
-  <w:abstractNum w:abstractNumId="3" w15:restartNumberingAfterBreak="0">
+  <w:abstractNum w:abstractNumId="4" w15:restartNumberingAfterBreak="0">
     <w:nsid w:val="17001627"/>
     <w:multiLevelType w:val="multilevel"/>
     <w:tmpl w:val="1A8E0C24"/>
@@ -4177,7 +6050,156 @@
       </w:pPr>
     </w:lvl>
   </w:abstractNum>
-  <w:abstractNum w:abstractNumId="4" w15:restartNumberingAfterBreak="0">
+  <w:abstractNum w:abstractNumId="5" w15:restartNumberingAfterBreak="0">
+    <w:nsid w:val="26AD7F62"/>
+    <w:multiLevelType w:val="multilevel"/>
+    <w:tmpl w:val="6AB0438C"/>
+    <w:lvl w:ilvl="0">
+      <w:start w:val="1"/>
+      <w:numFmt w:val="bullet"/>
+      <w:lvlText w:val=""/>
+      <w:lvlJc w:val="left"/>
+      <w:pPr>
+        <w:tabs>
+          <w:tab w:val="num" w:pos="720"/>
+        </w:tabs>
+        <w:ind w:left="720" w:hanging="360"/>
+      </w:pPr>
+      <w:rPr>
+        <w:rFonts w:ascii="Symbol" w:hAnsi="Symbol" w:hint="default"/>
+        <w:sz w:val="20"/>
+      </w:rPr>
+    </w:lvl>
+    <w:lvl w:ilvl="1" w:tentative="1">
+      <w:start w:val="1"/>
+      <w:numFmt w:val="bullet"/>
+      <w:lvlText w:val="o"/>
+      <w:lvlJc w:val="left"/>
+      <w:pPr>
+        <w:tabs>
+          <w:tab w:val="num" w:pos="1440"/>
+        </w:tabs>
+        <w:ind w:left="1440" w:hanging="360"/>
+      </w:pPr>
+      <w:rPr>
+        <w:rFonts w:ascii="Courier New" w:hAnsi="Courier New" w:hint="default"/>
+        <w:sz w:val="20"/>
+      </w:rPr>
+    </w:lvl>
+    <w:lvl w:ilvl="2" w:tentative="1">
+      <w:start w:val="1"/>
+      <w:numFmt w:val="bullet"/>
+      <w:lvlText w:val=""/>
+      <w:lvlJc w:val="left"/>
+      <w:pPr>
+        <w:tabs>
+          <w:tab w:val="num" w:pos="2160"/>
+        </w:tabs>
+        <w:ind w:left="2160" w:hanging="360"/>
+      </w:pPr>
+      <w:rPr>
+        <w:rFonts w:ascii="Wingdings" w:hAnsi="Wingdings" w:hint="default"/>
+        <w:sz w:val="20"/>
+      </w:rPr>
+    </w:lvl>
+    <w:lvl w:ilvl="3" w:tentative="1">
+      <w:start w:val="1"/>
+      <w:numFmt w:val="bullet"/>
+      <w:lvlText w:val=""/>
+      <w:lvlJc w:val="left"/>
+      <w:pPr>
+        <w:tabs>
+          <w:tab w:val="num" w:pos="2880"/>
+        </w:tabs>
+        <w:ind w:left="2880" w:hanging="360"/>
+      </w:pPr>
+      <w:rPr>
+        <w:rFonts w:ascii="Wingdings" w:hAnsi="Wingdings" w:hint="default"/>
+        <w:sz w:val="20"/>
+      </w:rPr>
+    </w:lvl>
+    <w:lvl w:ilvl="4" w:tentative="1">
+      <w:start w:val="1"/>
+      <w:numFmt w:val="bullet"/>
+      <w:lvlText w:val=""/>
+      <w:lvlJc w:val="left"/>
+      <w:pPr>
+        <w:tabs>
+          <w:tab w:val="num" w:pos="3600"/>
+        </w:tabs>
+        <w:ind w:left="3600" w:hanging="360"/>
+      </w:pPr>
+      <w:rPr>
+        <w:rFonts w:ascii="Wingdings" w:hAnsi="Wingdings" w:hint="default"/>
+        <w:sz w:val="20"/>
+      </w:rPr>
+    </w:lvl>
+    <w:lvl w:ilvl="5" w:tentative="1">
+      <w:start w:val="1"/>
+      <w:numFmt w:val="bullet"/>
+      <w:lvlText w:val=""/>
+      <w:lvlJc w:val="left"/>
+      <w:pPr>
+        <w:tabs>
+          <w:tab w:val="num" w:pos="4320"/>
+        </w:tabs>
+        <w:ind w:left="4320" w:hanging="360"/>
+      </w:pPr>
+      <w:rPr>
+        <w:rFonts w:ascii="Wingdings" w:hAnsi="Wingdings" w:hint="default"/>
+        <w:sz w:val="20"/>
+      </w:rPr>
+    </w:lvl>
+    <w:lvl w:ilvl="6" w:tentative="1">
+      <w:start w:val="1"/>
+      <w:numFmt w:val="bullet"/>
+      <w:lvlText w:val=""/>
+      <w:lvlJc w:val="left"/>
+      <w:pPr>
+        <w:tabs>
+          <w:tab w:val="num" w:pos="5040"/>
+        </w:tabs>
+        <w:ind w:left="5040" w:hanging="360"/>
+      </w:pPr>
+      <w:rPr>
+        <w:rFonts w:ascii="Wingdings" w:hAnsi="Wingdings" w:hint="default"/>
+        <w:sz w:val="20"/>
+      </w:rPr>
+    </w:lvl>
+    <w:lvl w:ilvl="7" w:tentative="1">
+      <w:start w:val="1"/>
+      <w:numFmt w:val="bullet"/>
+      <w:lvlText w:val=""/>
+      <w:lvlJc w:val="left"/>
+      <w:pPr>
+        <w:tabs>
+          <w:tab w:val="num" w:pos="5760"/>
+        </w:tabs>
+        <w:ind w:left="5760" w:hanging="360"/>
+      </w:pPr>
+      <w:rPr>
+        <w:rFonts w:ascii="Wingdings" w:hAnsi="Wingdings" w:hint="default"/>
+        <w:sz w:val="20"/>
+      </w:rPr>
+    </w:lvl>
+    <w:lvl w:ilvl="8" w:tentative="1">
+      <w:start w:val="1"/>
+      <w:numFmt w:val="bullet"/>
+      <w:lvlText w:val=""/>
+      <w:lvlJc w:val="left"/>
+      <w:pPr>
+        <w:tabs>
+          <w:tab w:val="num" w:pos="6480"/>
+        </w:tabs>
+        <w:ind w:left="6480" w:hanging="360"/>
+      </w:pPr>
+      <w:rPr>
+        <w:rFonts w:ascii="Wingdings" w:hAnsi="Wingdings" w:hint="default"/>
+        <w:sz w:val="20"/>
+      </w:rPr>
+    </w:lvl>
+  </w:abstractNum>
+  <w:abstractNum w:abstractNumId="6" w15:restartNumberingAfterBreak="0">
     <w:nsid w:val="275B1106"/>
     <w:multiLevelType w:val="multilevel"/>
     <w:tmpl w:val="A498CC62"/>
@@ -4326,7 +6348,156 @@
       </w:rPr>
     </w:lvl>
   </w:abstractNum>
-  <w:abstractNum w:abstractNumId="5" w15:restartNumberingAfterBreak="0">
+  <w:abstractNum w:abstractNumId="7" w15:restartNumberingAfterBreak="0">
+    <w:nsid w:val="2A233649"/>
+    <w:multiLevelType w:val="multilevel"/>
+    <w:tmpl w:val="88D86F74"/>
+    <w:lvl w:ilvl="0">
+      <w:start w:val="1"/>
+      <w:numFmt w:val="bullet"/>
+      <w:lvlText w:val=""/>
+      <w:lvlJc w:val="left"/>
+      <w:pPr>
+        <w:tabs>
+          <w:tab w:val="num" w:pos="720"/>
+        </w:tabs>
+        <w:ind w:left="720" w:hanging="360"/>
+      </w:pPr>
+      <w:rPr>
+        <w:rFonts w:ascii="Symbol" w:hAnsi="Symbol" w:hint="default"/>
+        <w:sz w:val="20"/>
+      </w:rPr>
+    </w:lvl>
+    <w:lvl w:ilvl="1" w:tentative="1">
+      <w:start w:val="1"/>
+      <w:numFmt w:val="bullet"/>
+      <w:lvlText w:val="o"/>
+      <w:lvlJc w:val="left"/>
+      <w:pPr>
+        <w:tabs>
+          <w:tab w:val="num" w:pos="1440"/>
+        </w:tabs>
+        <w:ind w:left="1440" w:hanging="360"/>
+      </w:pPr>
+      <w:rPr>
+        <w:rFonts w:ascii="Courier New" w:hAnsi="Courier New" w:hint="default"/>
+        <w:sz w:val="20"/>
+      </w:rPr>
+    </w:lvl>
+    <w:lvl w:ilvl="2" w:tentative="1">
+      <w:start w:val="1"/>
+      <w:numFmt w:val="bullet"/>
+      <w:lvlText w:val=""/>
+      <w:lvlJc w:val="left"/>
+      <w:pPr>
+        <w:tabs>
+          <w:tab w:val="num" w:pos="2160"/>
+        </w:tabs>
+        <w:ind w:left="2160" w:hanging="360"/>
+      </w:pPr>
+      <w:rPr>
+        <w:rFonts w:ascii="Wingdings" w:hAnsi="Wingdings" w:hint="default"/>
+        <w:sz w:val="20"/>
+      </w:rPr>
+    </w:lvl>
+    <w:lvl w:ilvl="3" w:tentative="1">
+      <w:start w:val="1"/>
+      <w:numFmt w:val="bullet"/>
+      <w:lvlText w:val=""/>
+      <w:lvlJc w:val="left"/>
+      <w:pPr>
+        <w:tabs>
+          <w:tab w:val="num" w:pos="2880"/>
+        </w:tabs>
+        <w:ind w:left="2880" w:hanging="360"/>
+      </w:pPr>
+      <w:rPr>
+        <w:rFonts w:ascii="Wingdings" w:hAnsi="Wingdings" w:hint="default"/>
+        <w:sz w:val="20"/>
+      </w:rPr>
+    </w:lvl>
+    <w:lvl w:ilvl="4" w:tentative="1">
+      <w:start w:val="1"/>
+      <w:numFmt w:val="bullet"/>
+      <w:lvlText w:val=""/>
+      <w:lvlJc w:val="left"/>
+      <w:pPr>
+        <w:tabs>
+          <w:tab w:val="num" w:pos="3600"/>
+        </w:tabs>
+        <w:ind w:left="3600" w:hanging="360"/>
+      </w:pPr>
+      <w:rPr>
+        <w:rFonts w:ascii="Wingdings" w:hAnsi="Wingdings" w:hint="default"/>
+        <w:sz w:val="20"/>
+      </w:rPr>
+    </w:lvl>
+    <w:lvl w:ilvl="5" w:tentative="1">
+      <w:start w:val="1"/>
+      <w:numFmt w:val="bullet"/>
+      <w:lvlText w:val=""/>
+      <w:lvlJc w:val="left"/>
+      <w:pPr>
+        <w:tabs>
+          <w:tab w:val="num" w:pos="4320"/>
+        </w:tabs>
+        <w:ind w:left="4320" w:hanging="360"/>
+      </w:pPr>
+      <w:rPr>
+        <w:rFonts w:ascii="Wingdings" w:hAnsi="Wingdings" w:hint="default"/>
+        <w:sz w:val="20"/>
+      </w:rPr>
+    </w:lvl>
+    <w:lvl w:ilvl="6" w:tentative="1">
+      <w:start w:val="1"/>
+      <w:numFmt w:val="bullet"/>
+      <w:lvlText w:val=""/>
+      <w:lvlJc w:val="left"/>
+      <w:pPr>
+        <w:tabs>
+          <w:tab w:val="num" w:pos="5040"/>
+        </w:tabs>
+        <w:ind w:left="5040" w:hanging="360"/>
+      </w:pPr>
+      <w:rPr>
+        <w:rFonts w:ascii="Wingdings" w:hAnsi="Wingdings" w:hint="default"/>
+        <w:sz w:val="20"/>
+      </w:rPr>
+    </w:lvl>
+    <w:lvl w:ilvl="7" w:tentative="1">
+      <w:start w:val="1"/>
+      <w:numFmt w:val="bullet"/>
+      <w:lvlText w:val=""/>
+      <w:lvlJc w:val="left"/>
+      <w:pPr>
+        <w:tabs>
+          <w:tab w:val="num" w:pos="5760"/>
+        </w:tabs>
+        <w:ind w:left="5760" w:hanging="360"/>
+      </w:pPr>
+      <w:rPr>
+        <w:rFonts w:ascii="Wingdings" w:hAnsi="Wingdings" w:hint="default"/>
+        <w:sz w:val="20"/>
+      </w:rPr>
+    </w:lvl>
+    <w:lvl w:ilvl="8" w:tentative="1">
+      <w:start w:val="1"/>
+      <w:numFmt w:val="bullet"/>
+      <w:lvlText w:val=""/>
+      <w:lvlJc w:val="left"/>
+      <w:pPr>
+        <w:tabs>
+          <w:tab w:val="num" w:pos="6480"/>
+        </w:tabs>
+        <w:ind w:left="6480" w:hanging="360"/>
+      </w:pPr>
+      <w:rPr>
+        <w:rFonts w:ascii="Wingdings" w:hAnsi="Wingdings" w:hint="default"/>
+        <w:sz w:val="20"/>
+      </w:rPr>
+    </w:lvl>
+  </w:abstractNum>
+  <w:abstractNum w:abstractNumId="8" w15:restartNumberingAfterBreak="0">
     <w:nsid w:val="31427E07"/>
     <w:multiLevelType w:val="multilevel"/>
     <w:tmpl w:val="3D36B386"/>
@@ -4443,7 +6614,305 @@
       </w:pPr>
     </w:lvl>
   </w:abstractNum>
-  <w:abstractNum w:abstractNumId="6" w15:restartNumberingAfterBreak="0">
+  <w:abstractNum w:abstractNumId="9" w15:restartNumberingAfterBreak="0">
+    <w:nsid w:val="314C603F"/>
+    <w:multiLevelType w:val="multilevel"/>
+    <w:tmpl w:val="3E0CAA86"/>
+    <w:lvl w:ilvl="0">
+      <w:start w:val="1"/>
+      <w:numFmt w:val="bullet"/>
+      <w:lvlText w:val=""/>
+      <w:lvlJc w:val="left"/>
+      <w:pPr>
+        <w:tabs>
+          <w:tab w:val="num" w:pos="720"/>
+        </w:tabs>
+        <w:ind w:left="720" w:hanging="360"/>
+      </w:pPr>
+      <w:rPr>
+        <w:rFonts w:ascii="Symbol" w:hAnsi="Symbol" w:hint="default"/>
+        <w:sz w:val="20"/>
+      </w:rPr>
+    </w:lvl>
+    <w:lvl w:ilvl="1" w:tentative="1">
+      <w:start w:val="1"/>
+      <w:numFmt w:val="bullet"/>
+      <w:lvlText w:val="o"/>
+      <w:lvlJc w:val="left"/>
+      <w:pPr>
+        <w:tabs>
+          <w:tab w:val="num" w:pos="1440"/>
+        </w:tabs>
+        <w:ind w:left="1440" w:hanging="360"/>
+      </w:pPr>
+      <w:rPr>
+        <w:rFonts w:ascii="Courier New" w:hAnsi="Courier New" w:hint="default"/>
+        <w:sz w:val="20"/>
+      </w:rPr>
+    </w:lvl>
+    <w:lvl w:ilvl="2" w:tentative="1">
+      <w:start w:val="1"/>
+      <w:numFmt w:val="bullet"/>
+      <w:lvlText w:val=""/>
+      <w:lvlJc w:val="left"/>
+      <w:pPr>
+        <w:tabs>
+          <w:tab w:val="num" w:pos="2160"/>
+        </w:tabs>
+        <w:ind w:left="2160" w:hanging="360"/>
+      </w:pPr>
+      <w:rPr>
+        <w:rFonts w:ascii="Wingdings" w:hAnsi="Wingdings" w:hint="default"/>
+        <w:sz w:val="20"/>
+      </w:rPr>
+    </w:lvl>
+    <w:lvl w:ilvl="3" w:tentative="1">
+      <w:start w:val="1"/>
+      <w:numFmt w:val="bullet"/>
+      <w:lvlText w:val=""/>
+      <w:lvlJc w:val="left"/>
+      <w:pPr>
+        <w:tabs>
+          <w:tab w:val="num" w:pos="2880"/>
+        </w:tabs>
+        <w:ind w:left="2880" w:hanging="360"/>
+      </w:pPr>
+      <w:rPr>
+        <w:rFonts w:ascii="Wingdings" w:hAnsi="Wingdings" w:hint="default"/>
+        <w:sz w:val="20"/>
+      </w:rPr>
+    </w:lvl>
+    <w:lvl w:ilvl="4" w:tentative="1">
+      <w:start w:val="1"/>
+      <w:numFmt w:val="bullet"/>
+      <w:lvlText w:val=""/>
+      <w:lvlJc w:val="left"/>
+      <w:pPr>
+        <w:tabs>
+          <w:tab w:val="num" w:pos="3600"/>
+        </w:tabs>
+        <w:ind w:left="3600" w:hanging="360"/>
+      </w:pPr>
+      <w:rPr>
+        <w:rFonts w:ascii="Wingdings" w:hAnsi="Wingdings" w:hint="default"/>
+        <w:sz w:val="20"/>
+      </w:rPr>
+    </w:lvl>
+    <w:lvl w:ilvl="5" w:tentative="1">
+      <w:start w:val="1"/>
+      <w:numFmt w:val="bullet"/>
+      <w:lvlText w:val=""/>
+      <w:lvlJc w:val="left"/>
+      <w:pPr>
+        <w:tabs>
+          <w:tab w:val="num" w:pos="4320"/>
+        </w:tabs>
+        <w:ind w:left="4320" w:hanging="360"/>
+      </w:pPr>
+      <w:rPr>
+        <w:rFonts w:ascii="Wingdings" w:hAnsi="Wingdings" w:hint="default"/>
+        <w:sz w:val="20"/>
+      </w:rPr>
+    </w:lvl>
+    <w:lvl w:ilvl="6" w:tentative="1">
+      <w:start w:val="1"/>
+      <w:numFmt w:val="bullet"/>
+      <w:lvlText w:val=""/>
+      <w:lvlJc w:val="left"/>
+      <w:pPr>
+        <w:tabs>
+          <w:tab w:val="num" w:pos="5040"/>
+        </w:tabs>
+        <w:ind w:left="5040" w:hanging="360"/>
+      </w:pPr>
+      <w:rPr>
+        <w:rFonts w:ascii="Wingdings" w:hAnsi="Wingdings" w:hint="default"/>
+        <w:sz w:val="20"/>
+      </w:rPr>
+    </w:lvl>
+    <w:lvl w:ilvl="7" w:tentative="1">
+      <w:start w:val="1"/>
+      <w:numFmt w:val="bullet"/>
+      <w:lvlText w:val=""/>
+      <w:lvlJc w:val="left"/>
+      <w:pPr>
+        <w:tabs>
+          <w:tab w:val="num" w:pos="5760"/>
+        </w:tabs>
+        <w:ind w:left="5760" w:hanging="360"/>
+      </w:pPr>
+      <w:rPr>
+        <w:rFonts w:ascii="Wingdings" w:hAnsi="Wingdings" w:hint="default"/>
+        <w:sz w:val="20"/>
+      </w:rPr>
+    </w:lvl>
+    <w:lvl w:ilvl="8" w:tentative="1">
+      <w:start w:val="1"/>
+      <w:numFmt w:val="bullet"/>
+      <w:lvlText w:val=""/>
+      <w:lvlJc w:val="left"/>
+      <w:pPr>
+        <w:tabs>
+          <w:tab w:val="num" w:pos="6480"/>
+        </w:tabs>
+        <w:ind w:left="6480" w:hanging="360"/>
+      </w:pPr>
+      <w:rPr>
+        <w:rFonts w:ascii="Wingdings" w:hAnsi="Wingdings" w:hint="default"/>
+        <w:sz w:val="20"/>
+      </w:rPr>
+    </w:lvl>
+  </w:abstractNum>
+  <w:abstractNum w:abstractNumId="10" w15:restartNumberingAfterBreak="0">
+    <w:nsid w:val="31611FB9"/>
+    <w:multiLevelType w:val="multilevel"/>
+    <w:tmpl w:val="5164F6A2"/>
+    <w:lvl w:ilvl="0">
+      <w:start w:val="1"/>
+      <w:numFmt w:val="bullet"/>
+      <w:lvlText w:val=""/>
+      <w:lvlJc w:val="left"/>
+      <w:pPr>
+        <w:tabs>
+          <w:tab w:val="num" w:pos="720"/>
+        </w:tabs>
+        <w:ind w:left="720" w:hanging="360"/>
+      </w:pPr>
+      <w:rPr>
+        <w:rFonts w:ascii="Symbol" w:hAnsi="Symbol" w:hint="default"/>
+        <w:sz w:val="20"/>
+      </w:rPr>
+    </w:lvl>
+    <w:lvl w:ilvl="1" w:tentative="1">
+      <w:start w:val="1"/>
+      <w:numFmt w:val="bullet"/>
+      <w:lvlText w:val="o"/>
+      <w:lvlJc w:val="left"/>
+      <w:pPr>
+        <w:tabs>
+          <w:tab w:val="num" w:pos="1440"/>
+        </w:tabs>
+        <w:ind w:left="1440" w:hanging="360"/>
+      </w:pPr>
+      <w:rPr>
+        <w:rFonts w:ascii="Courier New" w:hAnsi="Courier New" w:hint="default"/>
+        <w:sz w:val="20"/>
+      </w:rPr>
+    </w:lvl>
+    <w:lvl w:ilvl="2" w:tentative="1">
+      <w:start w:val="1"/>
+      <w:numFmt w:val="bullet"/>
+      <w:lvlText w:val=""/>
+      <w:lvlJc w:val="left"/>
+      <w:pPr>
+        <w:tabs>
+          <w:tab w:val="num" w:pos="2160"/>
+        </w:tabs>
+        <w:ind w:left="2160" w:hanging="360"/>
+      </w:pPr>
+      <w:rPr>
+        <w:rFonts w:ascii="Wingdings" w:hAnsi="Wingdings" w:hint="default"/>
+        <w:sz w:val="20"/>
+      </w:rPr>
+    </w:lvl>
+    <w:lvl w:ilvl="3" w:tentative="1">
+      <w:start w:val="1"/>
+      <w:numFmt w:val="bullet"/>
+      <w:lvlText w:val=""/>
+      <w:lvlJc w:val="left"/>
+      <w:pPr>
+        <w:tabs>
+          <w:tab w:val="num" w:pos="2880"/>
+        </w:tabs>
+        <w:ind w:left="2880" w:hanging="360"/>
+      </w:pPr>
+      <w:rPr>
+        <w:rFonts w:ascii="Wingdings" w:hAnsi="Wingdings" w:hint="default"/>
+        <w:sz w:val="20"/>
+      </w:rPr>
+    </w:lvl>
+    <w:lvl w:ilvl="4" w:tentative="1">
+      <w:start w:val="1"/>
+      <w:numFmt w:val="bullet"/>
+      <w:lvlText w:val=""/>
+      <w:lvlJc w:val="left"/>
+      <w:pPr>
+        <w:tabs>
+          <w:tab w:val="num" w:pos="3600"/>
+        </w:tabs>
+        <w:ind w:left="3600" w:hanging="360"/>
+      </w:pPr>
+      <w:rPr>
+        <w:rFonts w:ascii="Wingdings" w:hAnsi="Wingdings" w:hint="default"/>
+        <w:sz w:val="20"/>
+      </w:rPr>
+    </w:lvl>
+    <w:lvl w:ilvl="5" w:tentative="1">
+      <w:start w:val="1"/>
+      <w:numFmt w:val="bullet"/>
+      <w:lvlText w:val=""/>
+      <w:lvlJc w:val="left"/>
+      <w:pPr>
+        <w:tabs>
+          <w:tab w:val="num" w:pos="4320"/>
+        </w:tabs>
+        <w:ind w:left="4320" w:hanging="360"/>
+      </w:pPr>
+      <w:rPr>
+        <w:rFonts w:ascii="Wingdings" w:hAnsi="Wingdings" w:hint="default"/>
+        <w:sz w:val="20"/>
+      </w:rPr>
+    </w:lvl>
+    <w:lvl w:ilvl="6" w:tentative="1">
+      <w:start w:val="1"/>
+      <w:numFmt w:val="bullet"/>
+      <w:lvlText w:val=""/>
+      <w:lvlJc w:val="left"/>
+      <w:pPr>
+        <w:tabs>
+          <w:tab w:val="num" w:pos="5040"/>
+        </w:tabs>
+        <w:ind w:left="5040" w:hanging="360"/>
+      </w:pPr>
+      <w:rPr>
+        <w:rFonts w:ascii="Wingdings" w:hAnsi="Wingdings" w:hint="default"/>
+        <w:sz w:val="20"/>
+      </w:rPr>
+    </w:lvl>
+    <w:lvl w:ilvl="7" w:tentative="1">
+      <w:start w:val="1"/>
+      <w:numFmt w:val="bullet"/>
+      <w:lvlText w:val=""/>
+      <w:lvlJc w:val="left"/>
+      <w:pPr>
+        <w:tabs>
+          <w:tab w:val="num" w:pos="5760"/>
+        </w:tabs>
+        <w:ind w:left="5760" w:hanging="360"/>
+      </w:pPr>
+      <w:rPr>
+        <w:rFonts w:ascii="Wingdings" w:hAnsi="Wingdings" w:hint="default"/>
+        <w:sz w:val="20"/>
+      </w:rPr>
+    </w:lvl>
+    <w:lvl w:ilvl="8" w:tentative="1">
+      <w:start w:val="1"/>
+      <w:numFmt w:val="bullet"/>
+      <w:lvlText w:val=""/>
+      <w:lvlJc w:val="left"/>
+      <w:pPr>
+        <w:tabs>
+          <w:tab w:val="num" w:pos="6480"/>
+        </w:tabs>
+        <w:ind w:left="6480" w:hanging="360"/>
+      </w:pPr>
+      <w:rPr>
+        <w:rFonts w:ascii="Wingdings" w:hAnsi="Wingdings" w:hint="default"/>
+        <w:sz w:val="20"/>
+      </w:rPr>
+    </w:lvl>
+  </w:abstractNum>
+  <w:abstractNum w:abstractNumId="11" w15:restartNumberingAfterBreak="0">
     <w:nsid w:val="32CC0120"/>
     <w:multiLevelType w:val="multilevel"/>
     <w:tmpl w:val="9B6C0DFC"/>
@@ -4592,7 +7061,305 @@
       </w:rPr>
     </w:lvl>
   </w:abstractNum>
-  <w:abstractNum w:abstractNumId="7" w15:restartNumberingAfterBreak="0">
+  <w:abstractNum w:abstractNumId="12" w15:restartNumberingAfterBreak="0">
+    <w:nsid w:val="3F571AD4"/>
+    <w:multiLevelType w:val="multilevel"/>
+    <w:tmpl w:val="C204B376"/>
+    <w:lvl w:ilvl="0">
+      <w:start w:val="1"/>
+      <w:numFmt w:val="bullet"/>
+      <w:lvlText w:val=""/>
+      <w:lvlJc w:val="left"/>
+      <w:pPr>
+        <w:tabs>
+          <w:tab w:val="num" w:pos="720"/>
+        </w:tabs>
+        <w:ind w:left="720" w:hanging="360"/>
+      </w:pPr>
+      <w:rPr>
+        <w:rFonts w:ascii="Symbol" w:hAnsi="Symbol" w:hint="default"/>
+        <w:sz w:val="20"/>
+      </w:rPr>
+    </w:lvl>
+    <w:lvl w:ilvl="1" w:tentative="1">
+      <w:start w:val="1"/>
+      <w:numFmt w:val="bullet"/>
+      <w:lvlText w:val="o"/>
+      <w:lvlJc w:val="left"/>
+      <w:pPr>
+        <w:tabs>
+          <w:tab w:val="num" w:pos="1440"/>
+        </w:tabs>
+        <w:ind w:left="1440" w:hanging="360"/>
+      </w:pPr>
+      <w:rPr>
+        <w:rFonts w:ascii="Courier New" w:hAnsi="Courier New" w:hint="default"/>
+        <w:sz w:val="20"/>
+      </w:rPr>
+    </w:lvl>
+    <w:lvl w:ilvl="2" w:tentative="1">
+      <w:start w:val="1"/>
+      <w:numFmt w:val="bullet"/>
+      <w:lvlText w:val=""/>
+      <w:lvlJc w:val="left"/>
+      <w:pPr>
+        <w:tabs>
+          <w:tab w:val="num" w:pos="2160"/>
+        </w:tabs>
+        <w:ind w:left="2160" w:hanging="360"/>
+      </w:pPr>
+      <w:rPr>
+        <w:rFonts w:ascii="Wingdings" w:hAnsi="Wingdings" w:hint="default"/>
+        <w:sz w:val="20"/>
+      </w:rPr>
+    </w:lvl>
+    <w:lvl w:ilvl="3" w:tentative="1">
+      <w:start w:val="1"/>
+      <w:numFmt w:val="bullet"/>
+      <w:lvlText w:val=""/>
+      <w:lvlJc w:val="left"/>
+      <w:pPr>
+        <w:tabs>
+          <w:tab w:val="num" w:pos="2880"/>
+        </w:tabs>
+        <w:ind w:left="2880" w:hanging="360"/>
+      </w:pPr>
+      <w:rPr>
+        <w:rFonts w:ascii="Wingdings" w:hAnsi="Wingdings" w:hint="default"/>
+        <w:sz w:val="20"/>
+      </w:rPr>
+    </w:lvl>
+    <w:lvl w:ilvl="4" w:tentative="1">
+      <w:start w:val="1"/>
+      <w:numFmt w:val="bullet"/>
+      <w:lvlText w:val=""/>
+      <w:lvlJc w:val="left"/>
+      <w:pPr>
+        <w:tabs>
+          <w:tab w:val="num" w:pos="3600"/>
+        </w:tabs>
+        <w:ind w:left="3600" w:hanging="360"/>
+      </w:pPr>
+      <w:rPr>
+        <w:rFonts w:ascii="Wingdings" w:hAnsi="Wingdings" w:hint="default"/>
+        <w:sz w:val="20"/>
+      </w:rPr>
+    </w:lvl>
+    <w:lvl w:ilvl="5" w:tentative="1">
+      <w:start w:val="1"/>
+      <w:numFmt w:val="bullet"/>
+      <w:lvlText w:val=""/>
+      <w:lvlJc w:val="left"/>
+      <w:pPr>
+        <w:tabs>
+          <w:tab w:val="num" w:pos="4320"/>
+        </w:tabs>
+        <w:ind w:left="4320" w:hanging="360"/>
+      </w:pPr>
+      <w:rPr>
+        <w:rFonts w:ascii="Wingdings" w:hAnsi="Wingdings" w:hint="default"/>
+        <w:sz w:val="20"/>
+      </w:rPr>
+    </w:lvl>
+    <w:lvl w:ilvl="6" w:tentative="1">
+      <w:start w:val="1"/>
+      <w:numFmt w:val="bullet"/>
+      <w:lvlText w:val=""/>
+      <w:lvlJc w:val="left"/>
+      <w:pPr>
+        <w:tabs>
+          <w:tab w:val="num" w:pos="5040"/>
+        </w:tabs>
+        <w:ind w:left="5040" w:hanging="360"/>
+      </w:pPr>
+      <w:rPr>
+        <w:rFonts w:ascii="Wingdings" w:hAnsi="Wingdings" w:hint="default"/>
+        <w:sz w:val="20"/>
+      </w:rPr>
+    </w:lvl>
+    <w:lvl w:ilvl="7" w:tentative="1">
+      <w:start w:val="1"/>
+      <w:numFmt w:val="bullet"/>
+      <w:lvlText w:val=""/>
+      <w:lvlJc w:val="left"/>
+      <w:pPr>
+        <w:tabs>
+          <w:tab w:val="num" w:pos="5760"/>
+        </w:tabs>
+        <w:ind w:left="5760" w:hanging="360"/>
+      </w:pPr>
+      <w:rPr>
+        <w:rFonts w:ascii="Wingdings" w:hAnsi="Wingdings" w:hint="default"/>
+        <w:sz w:val="20"/>
+      </w:rPr>
+    </w:lvl>
+    <w:lvl w:ilvl="8" w:tentative="1">
+      <w:start w:val="1"/>
+      <w:numFmt w:val="bullet"/>
+      <w:lvlText w:val=""/>
+      <w:lvlJc w:val="left"/>
+      <w:pPr>
+        <w:tabs>
+          <w:tab w:val="num" w:pos="6480"/>
+        </w:tabs>
+        <w:ind w:left="6480" w:hanging="360"/>
+      </w:pPr>
+      <w:rPr>
+        <w:rFonts w:ascii="Wingdings" w:hAnsi="Wingdings" w:hint="default"/>
+        <w:sz w:val="20"/>
+      </w:rPr>
+    </w:lvl>
+  </w:abstractNum>
+  <w:abstractNum w:abstractNumId="13" w15:restartNumberingAfterBreak="0">
+    <w:nsid w:val="427A7298"/>
+    <w:multiLevelType w:val="multilevel"/>
+    <w:tmpl w:val="17080BB8"/>
+    <w:lvl w:ilvl="0">
+      <w:start w:val="1"/>
+      <w:numFmt w:val="bullet"/>
+      <w:lvlText w:val=""/>
+      <w:lvlJc w:val="left"/>
+      <w:pPr>
+        <w:tabs>
+          <w:tab w:val="num" w:pos="720"/>
+        </w:tabs>
+        <w:ind w:left="720" w:hanging="360"/>
+      </w:pPr>
+      <w:rPr>
+        <w:rFonts w:ascii="Symbol" w:hAnsi="Symbol" w:hint="default"/>
+        <w:sz w:val="20"/>
+      </w:rPr>
+    </w:lvl>
+    <w:lvl w:ilvl="1" w:tentative="1">
+      <w:start w:val="1"/>
+      <w:numFmt w:val="bullet"/>
+      <w:lvlText w:val="o"/>
+      <w:lvlJc w:val="left"/>
+      <w:pPr>
+        <w:tabs>
+          <w:tab w:val="num" w:pos="1440"/>
+        </w:tabs>
+        <w:ind w:left="1440" w:hanging="360"/>
+      </w:pPr>
+      <w:rPr>
+        <w:rFonts w:ascii="Courier New" w:hAnsi="Courier New" w:hint="default"/>
+        <w:sz w:val="20"/>
+      </w:rPr>
+    </w:lvl>
+    <w:lvl w:ilvl="2" w:tentative="1">
+      <w:start w:val="1"/>
+      <w:numFmt w:val="bullet"/>
+      <w:lvlText w:val=""/>
+      <w:lvlJc w:val="left"/>
+      <w:pPr>
+        <w:tabs>
+          <w:tab w:val="num" w:pos="2160"/>
+        </w:tabs>
+        <w:ind w:left="2160" w:hanging="360"/>
+      </w:pPr>
+      <w:rPr>
+        <w:rFonts w:ascii="Wingdings" w:hAnsi="Wingdings" w:hint="default"/>
+        <w:sz w:val="20"/>
+      </w:rPr>
+    </w:lvl>
+    <w:lvl w:ilvl="3" w:tentative="1">
+      <w:start w:val="1"/>
+      <w:numFmt w:val="bullet"/>
+      <w:lvlText w:val=""/>
+      <w:lvlJc w:val="left"/>
+      <w:pPr>
+        <w:tabs>
+          <w:tab w:val="num" w:pos="2880"/>
+        </w:tabs>
+        <w:ind w:left="2880" w:hanging="360"/>
+      </w:pPr>
+      <w:rPr>
+        <w:rFonts w:ascii="Wingdings" w:hAnsi="Wingdings" w:hint="default"/>
+        <w:sz w:val="20"/>
+      </w:rPr>
+    </w:lvl>
+    <w:lvl w:ilvl="4" w:tentative="1">
+      <w:start w:val="1"/>
+      <w:numFmt w:val="bullet"/>
+      <w:lvlText w:val=""/>
+      <w:lvlJc w:val="left"/>
+      <w:pPr>
+        <w:tabs>
+          <w:tab w:val="num" w:pos="3600"/>
+        </w:tabs>
+        <w:ind w:left="3600" w:hanging="360"/>
+      </w:pPr>
+      <w:rPr>
+        <w:rFonts w:ascii="Wingdings" w:hAnsi="Wingdings" w:hint="default"/>
+        <w:sz w:val="20"/>
+      </w:rPr>
+    </w:lvl>
+    <w:lvl w:ilvl="5" w:tentative="1">
+      <w:start w:val="1"/>
+      <w:numFmt w:val="bullet"/>
+      <w:lvlText w:val=""/>
+      <w:lvlJc w:val="left"/>
+      <w:pPr>
+        <w:tabs>
+          <w:tab w:val="num" w:pos="4320"/>
+        </w:tabs>
+        <w:ind w:left="4320" w:hanging="360"/>
+      </w:pPr>
+      <w:rPr>
+        <w:rFonts w:ascii="Wingdings" w:hAnsi="Wingdings" w:hint="default"/>
+        <w:sz w:val="20"/>
+      </w:rPr>
+    </w:lvl>
+    <w:lvl w:ilvl="6" w:tentative="1">
+      <w:start w:val="1"/>
+      <w:numFmt w:val="bullet"/>
+      <w:lvlText w:val=""/>
+      <w:lvlJc w:val="left"/>
+      <w:pPr>
+        <w:tabs>
+          <w:tab w:val="num" w:pos="5040"/>
+        </w:tabs>
+        <w:ind w:left="5040" w:hanging="360"/>
+      </w:pPr>
+      <w:rPr>
+        <w:rFonts w:ascii="Wingdings" w:hAnsi="Wingdings" w:hint="default"/>
+        <w:sz w:val="20"/>
+      </w:rPr>
+    </w:lvl>
+    <w:lvl w:ilvl="7" w:tentative="1">
+      <w:start w:val="1"/>
+      <w:numFmt w:val="bullet"/>
+      <w:lvlText w:val=""/>
+      <w:lvlJc w:val="left"/>
+      <w:pPr>
+        <w:tabs>
+          <w:tab w:val="num" w:pos="5760"/>
+        </w:tabs>
+        <w:ind w:left="5760" w:hanging="360"/>
+      </w:pPr>
+      <w:rPr>
+        <w:rFonts w:ascii="Wingdings" w:hAnsi="Wingdings" w:hint="default"/>
+        <w:sz w:val="20"/>
+      </w:rPr>
+    </w:lvl>
+    <w:lvl w:ilvl="8" w:tentative="1">
+      <w:start w:val="1"/>
+      <w:numFmt w:val="bullet"/>
+      <w:lvlText w:val=""/>
+      <w:lvlJc w:val="left"/>
+      <w:pPr>
+        <w:tabs>
+          <w:tab w:val="num" w:pos="6480"/>
+        </w:tabs>
+        <w:ind w:left="6480" w:hanging="360"/>
+      </w:pPr>
+      <w:rPr>
+        <w:rFonts w:ascii="Wingdings" w:hAnsi="Wingdings" w:hint="default"/>
+        <w:sz w:val="20"/>
+      </w:rPr>
+    </w:lvl>
+  </w:abstractNum>
+  <w:abstractNum w:abstractNumId="14" w15:restartNumberingAfterBreak="0">
     <w:nsid w:val="54D35E91"/>
     <w:multiLevelType w:val="multilevel"/>
     <w:tmpl w:val="5D4A47BA"/>
@@ -4709,7 +7476,7 @@
       </w:pPr>
     </w:lvl>
   </w:abstractNum>
-  <w:abstractNum w:abstractNumId="8" w15:restartNumberingAfterBreak="0">
+  <w:abstractNum w:abstractNumId="15" w15:restartNumberingAfterBreak="0">
     <w:nsid w:val="55197008"/>
     <w:multiLevelType w:val="multilevel"/>
     <w:tmpl w:val="6FB04578"/>
@@ -4858,7 +7625,7 @@
       </w:rPr>
     </w:lvl>
   </w:abstractNum>
-  <w:abstractNum w:abstractNumId="9" w15:restartNumberingAfterBreak="0">
+  <w:abstractNum w:abstractNumId="16" w15:restartNumberingAfterBreak="0">
     <w:nsid w:val="56F36F32"/>
     <w:multiLevelType w:val="multilevel"/>
     <w:tmpl w:val="49386458"/>
@@ -4975,7 +7742,156 @@
       </w:pPr>
     </w:lvl>
   </w:abstractNum>
-  <w:abstractNum w:abstractNumId="10" w15:restartNumberingAfterBreak="0">
+  <w:abstractNum w:abstractNumId="17" w15:restartNumberingAfterBreak="0">
+    <w:nsid w:val="5C696D3F"/>
+    <w:multiLevelType w:val="multilevel"/>
+    <w:tmpl w:val="B5587BE4"/>
+    <w:lvl w:ilvl="0">
+      <w:start w:val="1"/>
+      <w:numFmt w:val="bullet"/>
+      <w:lvlText w:val=""/>
+      <w:lvlJc w:val="left"/>
+      <w:pPr>
+        <w:tabs>
+          <w:tab w:val="num" w:pos="720"/>
+        </w:tabs>
+        <w:ind w:left="720" w:hanging="360"/>
+      </w:pPr>
+      <w:rPr>
+        <w:rFonts w:ascii="Symbol" w:hAnsi="Symbol" w:hint="default"/>
+        <w:sz w:val="20"/>
+      </w:rPr>
+    </w:lvl>
+    <w:lvl w:ilvl="1" w:tentative="1">
+      <w:start w:val="1"/>
+      <w:numFmt w:val="bullet"/>
+      <w:lvlText w:val="o"/>
+      <w:lvlJc w:val="left"/>
+      <w:pPr>
+        <w:tabs>
+          <w:tab w:val="num" w:pos="1440"/>
+        </w:tabs>
+        <w:ind w:left="1440" w:hanging="360"/>
+      </w:pPr>
+      <w:rPr>
+        <w:rFonts w:ascii="Courier New" w:hAnsi="Courier New" w:hint="default"/>
+        <w:sz w:val="20"/>
+      </w:rPr>
+    </w:lvl>
+    <w:lvl w:ilvl="2" w:tentative="1">
+      <w:start w:val="1"/>
+      <w:numFmt w:val="bullet"/>
+      <w:lvlText w:val=""/>
+      <w:lvlJc w:val="left"/>
+      <w:pPr>
+        <w:tabs>
+          <w:tab w:val="num" w:pos="2160"/>
+        </w:tabs>
+        <w:ind w:left="2160" w:hanging="360"/>
+      </w:pPr>
+      <w:rPr>
+        <w:rFonts w:ascii="Wingdings" w:hAnsi="Wingdings" w:hint="default"/>
+        <w:sz w:val="20"/>
+      </w:rPr>
+    </w:lvl>
+    <w:lvl w:ilvl="3" w:tentative="1">
+      <w:start w:val="1"/>
+      <w:numFmt w:val="bullet"/>
+      <w:lvlText w:val=""/>
+      <w:lvlJc w:val="left"/>
+      <w:pPr>
+        <w:tabs>
+          <w:tab w:val="num" w:pos="2880"/>
+        </w:tabs>
+        <w:ind w:left="2880" w:hanging="360"/>
+      </w:pPr>
+      <w:rPr>
+        <w:rFonts w:ascii="Wingdings" w:hAnsi="Wingdings" w:hint="default"/>
+        <w:sz w:val="20"/>
+      </w:rPr>
+    </w:lvl>
+    <w:lvl w:ilvl="4" w:tentative="1">
+      <w:start w:val="1"/>
+      <w:numFmt w:val="bullet"/>
+      <w:lvlText w:val=""/>
+      <w:lvlJc w:val="left"/>
+      <w:pPr>
+        <w:tabs>
+          <w:tab w:val="num" w:pos="3600"/>
+        </w:tabs>
+        <w:ind w:left="3600" w:hanging="360"/>
+      </w:pPr>
+      <w:rPr>
+        <w:rFonts w:ascii="Wingdings" w:hAnsi="Wingdings" w:hint="default"/>
+        <w:sz w:val="20"/>
+      </w:rPr>
+    </w:lvl>
+    <w:lvl w:ilvl="5" w:tentative="1">
+      <w:start w:val="1"/>
+      <w:numFmt w:val="bullet"/>
+      <w:lvlText w:val=""/>
+      <w:lvlJc w:val="left"/>
+      <w:pPr>
+        <w:tabs>
+          <w:tab w:val="num" w:pos="4320"/>
+        </w:tabs>
+        <w:ind w:left="4320" w:hanging="360"/>
+      </w:pPr>
+      <w:rPr>
+        <w:rFonts w:ascii="Wingdings" w:hAnsi="Wingdings" w:hint="default"/>
+        <w:sz w:val="20"/>
+      </w:rPr>
+    </w:lvl>
+    <w:lvl w:ilvl="6" w:tentative="1">
+      <w:start w:val="1"/>
+      <w:numFmt w:val="bullet"/>
+      <w:lvlText w:val=""/>
+      <w:lvlJc w:val="left"/>
+      <w:pPr>
+        <w:tabs>
+          <w:tab w:val="num" w:pos="5040"/>
+        </w:tabs>
+        <w:ind w:left="5040" w:hanging="360"/>
+      </w:pPr>
+      <w:rPr>
+        <w:rFonts w:ascii="Wingdings" w:hAnsi="Wingdings" w:hint="default"/>
+        <w:sz w:val="20"/>
+      </w:rPr>
+    </w:lvl>
+    <w:lvl w:ilvl="7" w:tentative="1">
+      <w:start w:val="1"/>
+      <w:numFmt w:val="bullet"/>
+      <w:lvlText w:val=""/>
+      <w:lvlJc w:val="left"/>
+      <w:pPr>
+        <w:tabs>
+          <w:tab w:val="num" w:pos="5760"/>
+        </w:tabs>
+        <w:ind w:left="5760" w:hanging="360"/>
+      </w:pPr>
+      <w:rPr>
+        <w:rFonts w:ascii="Wingdings" w:hAnsi="Wingdings" w:hint="default"/>
+        <w:sz w:val="20"/>
+      </w:rPr>
+    </w:lvl>
+    <w:lvl w:ilvl="8" w:tentative="1">
+      <w:start w:val="1"/>
+      <w:numFmt w:val="bullet"/>
+      <w:lvlText w:val=""/>
+      <w:lvlJc w:val="left"/>
+      <w:pPr>
+        <w:tabs>
+          <w:tab w:val="num" w:pos="6480"/>
+        </w:tabs>
+        <w:ind w:left="6480" w:hanging="360"/>
+      </w:pPr>
+      <w:rPr>
+        <w:rFonts w:ascii="Wingdings" w:hAnsi="Wingdings" w:hint="default"/>
+        <w:sz w:val="20"/>
+      </w:rPr>
+    </w:lvl>
+  </w:abstractNum>
+  <w:abstractNum w:abstractNumId="18" w15:restartNumberingAfterBreak="0">
     <w:nsid w:val="5FFE4F4E"/>
     <w:multiLevelType w:val="multilevel"/>
     <w:tmpl w:val="67A83800"/>
@@ -5092,7 +8008,7 @@
       </w:pPr>
     </w:lvl>
   </w:abstractNum>
-  <w:abstractNum w:abstractNumId="11" w15:restartNumberingAfterBreak="0">
+  <w:abstractNum w:abstractNumId="19" w15:restartNumberingAfterBreak="0">
     <w:nsid w:val="63696F15"/>
     <w:multiLevelType w:val="multilevel"/>
     <w:tmpl w:val="98741660"/>
@@ -5241,7 +8157,7 @@
       </w:rPr>
     </w:lvl>
   </w:abstractNum>
-  <w:abstractNum w:abstractNumId="12" w15:restartNumberingAfterBreak="0">
+  <w:abstractNum w:abstractNumId="20" w15:restartNumberingAfterBreak="0">
     <w:nsid w:val="638656F9"/>
     <w:multiLevelType w:val="multilevel"/>
     <w:tmpl w:val="CED8B9F8"/>
@@ -5390,7 +8306,7 @@
       </w:rPr>
     </w:lvl>
   </w:abstractNum>
-  <w:abstractNum w:abstractNumId="13" w15:restartNumberingAfterBreak="0">
+  <w:abstractNum w:abstractNumId="21" w15:restartNumberingAfterBreak="0">
     <w:nsid w:val="663E1B33"/>
     <w:multiLevelType w:val="multilevel"/>
     <w:tmpl w:val="786E9B9C"/>
@@ -5539,7 +8455,7 @@
       </w:rPr>
     </w:lvl>
   </w:abstractNum>
-  <w:abstractNum w:abstractNumId="14" w15:restartNumberingAfterBreak="0">
+  <w:abstractNum w:abstractNumId="22" w15:restartNumberingAfterBreak="0">
     <w:nsid w:val="7CE6545A"/>
     <w:multiLevelType w:val="hybridMultilevel"/>
     <w:tmpl w:val="542EF618"/>
@@ -5651,7 +8567,7 @@
       </w:rPr>
     </w:lvl>
   </w:abstractNum>
-  <w:abstractNum w:abstractNumId="15" w15:restartNumberingAfterBreak="0">
+  <w:abstractNum w:abstractNumId="23" w15:restartNumberingAfterBreak="0">
     <w:nsid w:val="7F8F6468"/>
     <w:multiLevelType w:val="multilevel"/>
     <w:tmpl w:val="73223B50"/>
@@ -5801,52 +8717,76 @@
     </w:lvl>
   </w:abstractNum>
   <w:num w:numId="1" w16cid:durableId="1362197112">
-    <w:abstractNumId w:val="10"/>
+    <w:abstractNumId w:val="18"/>
   </w:num>
   <w:num w:numId="2" w16cid:durableId="213660475">
-    <w:abstractNumId w:val="9"/>
+    <w:abstractNumId w:val="16"/>
   </w:num>
   <w:num w:numId="3" w16cid:durableId="1607542877">
-    <w:abstractNumId w:val="5"/>
+    <w:abstractNumId w:val="8"/>
   </w:num>
   <w:num w:numId="4" w16cid:durableId="2138792502">
-    <w:abstractNumId w:val="7"/>
+    <w:abstractNumId w:val="14"/>
   </w:num>
   <w:num w:numId="5" w16cid:durableId="584610079">
+    <w:abstractNumId w:val="4"/>
+  </w:num>
+  <w:num w:numId="6" w16cid:durableId="1569070917">
+    <w:abstractNumId w:val="23"/>
+  </w:num>
+  <w:num w:numId="7" w16cid:durableId="1048071830">
+    <w:abstractNumId w:val="15"/>
+  </w:num>
+  <w:num w:numId="8" w16cid:durableId="1949313190">
     <w:abstractNumId w:val="3"/>
   </w:num>
-  <w:num w:numId="6" w16cid:durableId="1569070917">
-    <w:abstractNumId w:val="15"/>
-  </w:num>
-  <w:num w:numId="7" w16cid:durableId="1048071830">
-    <w:abstractNumId w:val="8"/>
-  </w:num>
-  <w:num w:numId="8" w16cid:durableId="1949313190">
-    <w:abstractNumId w:val="2"/>
-  </w:num>
   <w:num w:numId="9" w16cid:durableId="3822893">
-    <w:abstractNumId w:val="6"/>
+    <w:abstractNumId w:val="11"/>
   </w:num>
   <w:num w:numId="10" w16cid:durableId="809709260">
-    <w:abstractNumId w:val="13"/>
+    <w:abstractNumId w:val="21"/>
   </w:num>
   <w:num w:numId="11" w16cid:durableId="1597441767">
-    <w:abstractNumId w:val="1"/>
+    <w:abstractNumId w:val="2"/>
   </w:num>
   <w:num w:numId="12" w16cid:durableId="25644859">
     <w:abstractNumId w:val="0"/>
   </w:num>
   <w:num w:numId="13" w16cid:durableId="1364600901">
-    <w:abstractNumId w:val="11"/>
+    <w:abstractNumId w:val="19"/>
   </w:num>
   <w:num w:numId="14" w16cid:durableId="1169054644">
-    <w:abstractNumId w:val="4"/>
+    <w:abstractNumId w:val="6"/>
   </w:num>
   <w:num w:numId="15" w16cid:durableId="182594471">
+    <w:abstractNumId w:val="20"/>
+  </w:num>
+  <w:num w:numId="16" w16cid:durableId="1861505571">
+    <w:abstractNumId w:val="22"/>
+  </w:num>
+  <w:num w:numId="17" w16cid:durableId="506598835">
     <w:abstractNumId w:val="12"/>
   </w:num>
-  <w:num w:numId="16" w16cid:durableId="1861505571">
-    <w:abstractNumId w:val="14"/>
+  <w:num w:numId="18" w16cid:durableId="171262827">
+    <w:abstractNumId w:val="7"/>
+  </w:num>
+  <w:num w:numId="19" w16cid:durableId="1091665428">
+    <w:abstractNumId w:val="9"/>
+  </w:num>
+  <w:num w:numId="20" w16cid:durableId="1344550503">
+    <w:abstractNumId w:val="5"/>
+  </w:num>
+  <w:num w:numId="21" w16cid:durableId="1380975323">
+    <w:abstractNumId w:val="1"/>
+  </w:num>
+  <w:num w:numId="22" w16cid:durableId="772288517">
+    <w:abstractNumId w:val="10"/>
+  </w:num>
+  <w:num w:numId="23" w16cid:durableId="640815676">
+    <w:abstractNumId w:val="17"/>
+  </w:num>
+  <w:num w:numId="24" w16cid:durableId="2021546251">
+    <w:abstractNumId w:val="13"/>
   </w:num>
 </w:numbering>
 </file>

--- a/Lộ trình.docx
+++ b/Lộ trình.docx
@@ -254,7 +254,6 @@
         <w:pStyle w:val="NormalWeb"/>
         <w:ind w:left="720" w:firstLine="360"/>
       </w:pPr>
-      <w:proofErr w:type="gramStart"/>
       <w:r>
         <w:t xml:space="preserve">  </w:t>
       </w:r>
@@ -263,44 +262,11 @@
           <w:b/>
           <w:bCs/>
         </w:rPr>
-        <w:t>Controller</w:t>
-      </w:r>
-      <w:proofErr w:type="gramEnd"/>
-      <w:r>
-        <w:rPr>
-          <w:b/>
-          <w:bCs/>
-        </w:rPr>
-        <w:t>:</w:t>
-      </w:r>
-      <w:r>
-        <w:t xml:space="preserve"> </w:t>
-      </w:r>
-      <w:proofErr w:type="spellStart"/>
-      <w:r>
-        <w:t>Nhận</w:t>
-      </w:r>
-      <w:proofErr w:type="spellEnd"/>
-      <w:r>
-        <w:t xml:space="preserve"> request </w:t>
-      </w:r>
-      <w:proofErr w:type="spellStart"/>
-      <w:r>
-        <w:t>từ</w:t>
-      </w:r>
-      <w:proofErr w:type="spellEnd"/>
-      <w:r>
-        <w:t xml:space="preserve"> React -&gt; </w:t>
-      </w:r>
-      <w:proofErr w:type="spellStart"/>
-      <w:r>
-        <w:t>Gọi</w:t>
-      </w:r>
-      <w:proofErr w:type="spellEnd"/>
-      <w:r>
-        <w:t xml:space="preserve"> </w:t>
-      </w:r>
-      <w:proofErr w:type="spellStart"/>
+        <w:t>Controller:</w:t>
+      </w:r>
+      <w:r>
+        <w:t xml:space="preserve"> Nhận request từ React -&gt; Gọi </w:t>
+      </w:r>
       <w:r>
         <w:rPr>
           <w:rStyle w:val="HTMLCode"/>
@@ -308,7 +274,6 @@
         </w:rPr>
         <w:t>AuthService</w:t>
       </w:r>
-      <w:proofErr w:type="spellEnd"/>
       <w:r>
         <w:t>.</w:t>
       </w:r>
@@ -318,55 +283,19 @@
         <w:pStyle w:val="NormalWeb"/>
         <w:ind w:left="720" w:firstLine="360"/>
       </w:pPr>
-      <w:proofErr w:type="gramStart"/>
       <w:r>
         <w:t xml:space="preserve">  </w:t>
       </w:r>
-      <w:proofErr w:type="spellStart"/>
-      <w:r>
-        <w:rPr>
-          <w:b/>
-          <w:bCs/>
-        </w:rPr>
-        <w:t>AuthService</w:t>
-      </w:r>
-      <w:proofErr w:type="spellEnd"/>
-      <w:proofErr w:type="gramEnd"/>
-      <w:r>
-        <w:rPr>
-          <w:b/>
-          <w:bCs/>
-        </w:rPr>
-        <w:t>:</w:t>
-      </w:r>
-      <w:r>
-        <w:t xml:space="preserve"> </w:t>
-      </w:r>
-      <w:proofErr w:type="spellStart"/>
-      <w:r>
-        <w:t>Xử</w:t>
-      </w:r>
-      <w:proofErr w:type="spellEnd"/>
-      <w:r>
-        <w:t xml:space="preserve"> </w:t>
-      </w:r>
-      <w:proofErr w:type="spellStart"/>
-      <w:r>
-        <w:t>lý</w:t>
-      </w:r>
-      <w:proofErr w:type="spellEnd"/>
-      <w:r>
-        <w:t xml:space="preserve"> logic (Hash pass, Check logic) -&gt; </w:t>
-      </w:r>
-      <w:proofErr w:type="spellStart"/>
-      <w:r>
-        <w:t>Gọi</w:t>
-      </w:r>
-      <w:proofErr w:type="spellEnd"/>
-      <w:r>
-        <w:t xml:space="preserve"> </w:t>
-      </w:r>
-      <w:proofErr w:type="spellStart"/>
+      <w:r>
+        <w:rPr>
+          <w:b/>
+          <w:bCs/>
+        </w:rPr>
+        <w:t>AuthService:</w:t>
+      </w:r>
+      <w:r>
+        <w:t xml:space="preserve"> Xử lý logic (Hash pass, Check logic) -&gt; Gọi </w:t>
+      </w:r>
       <w:r>
         <w:rPr>
           <w:rStyle w:val="HTMLCode"/>
@@ -374,43 +303,9 @@
         </w:rPr>
         <w:t>UserRepository</w:t>
       </w:r>
-      <w:proofErr w:type="spellEnd"/>
-      <w:r>
-        <w:t xml:space="preserve"> </w:t>
-      </w:r>
-      <w:proofErr w:type="spellStart"/>
-      <w:r>
-        <w:t>để</w:t>
-      </w:r>
-      <w:proofErr w:type="spellEnd"/>
-      <w:r>
-        <w:t xml:space="preserve"> </w:t>
-      </w:r>
-      <w:proofErr w:type="spellStart"/>
-      <w:r>
-        <w:t>lấy</w:t>
-      </w:r>
-      <w:proofErr w:type="spellEnd"/>
-      <w:r>
-        <w:t>/</w:t>
-      </w:r>
-      <w:proofErr w:type="spellStart"/>
-      <w:r>
-        <w:t>lưu</w:t>
-      </w:r>
-      <w:proofErr w:type="spellEnd"/>
-      <w:r>
-        <w:t xml:space="preserve"> data -&gt; </w:t>
-      </w:r>
-      <w:proofErr w:type="spellStart"/>
-      <w:r>
-        <w:t>Gọi</w:t>
-      </w:r>
-      <w:proofErr w:type="spellEnd"/>
-      <w:r>
-        <w:t xml:space="preserve"> </w:t>
-      </w:r>
-      <w:proofErr w:type="spellStart"/>
+      <w:r>
+        <w:t xml:space="preserve"> để lấy/lưu data -&gt; Gọi </w:t>
+      </w:r>
       <w:r>
         <w:rPr>
           <w:rStyle w:val="HTMLCode"/>
@@ -418,33 +313,8 @@
         </w:rPr>
         <w:t>JwtHelper</w:t>
       </w:r>
-      <w:proofErr w:type="spellEnd"/>
-      <w:r>
-        <w:t xml:space="preserve"> </w:t>
-      </w:r>
-      <w:proofErr w:type="spellStart"/>
-      <w:r>
-        <w:t>nếu</w:t>
-      </w:r>
-      <w:proofErr w:type="spellEnd"/>
-      <w:r>
-        <w:t xml:space="preserve"> </w:t>
-      </w:r>
-      <w:proofErr w:type="spellStart"/>
-      <w:r>
-        <w:t>cần</w:t>
-      </w:r>
-      <w:proofErr w:type="spellEnd"/>
-      <w:r>
-        <w:t xml:space="preserve"> </w:t>
-      </w:r>
-      <w:proofErr w:type="spellStart"/>
-      <w:r>
-        <w:t>tạo</w:t>
-      </w:r>
-      <w:proofErr w:type="spellEnd"/>
-      <w:r>
-        <w:t xml:space="preserve"> token.</w:t>
+      <w:r>
+        <w:t xml:space="preserve"> nếu cần tạo token.</w:t>
       </w:r>
     </w:p>
     <w:p>
@@ -455,56 +325,15 @@
       <w:r>
         <w:t xml:space="preserve">  </w:t>
       </w:r>
-      <w:proofErr w:type="spellStart"/>
-      <w:r>
-        <w:rPr>
-          <w:b/>
-          <w:bCs/>
-        </w:rPr>
-        <w:t>UserRepository</w:t>
-      </w:r>
-      <w:proofErr w:type="spellEnd"/>
-      <w:r>
-        <w:rPr>
-          <w:b/>
-          <w:bCs/>
-        </w:rPr>
-        <w:t>:</w:t>
-      </w:r>
-      <w:r>
-        <w:t xml:space="preserve"> </w:t>
-      </w:r>
-      <w:proofErr w:type="spellStart"/>
-      <w:r>
-        <w:t>Chạy</w:t>
-      </w:r>
-      <w:proofErr w:type="spellEnd"/>
-      <w:r>
-        <w:t xml:space="preserve"> </w:t>
-      </w:r>
-      <w:proofErr w:type="spellStart"/>
-      <w:r>
-        <w:t>lệnh</w:t>
-      </w:r>
-      <w:proofErr w:type="spellEnd"/>
-      <w:r>
-        <w:t xml:space="preserve"> Entity Framework </w:t>
-      </w:r>
-      <w:proofErr w:type="spellStart"/>
-      <w:r>
-        <w:t>tương</w:t>
-      </w:r>
-      <w:proofErr w:type="spellEnd"/>
-      <w:r>
-        <w:t xml:space="preserve"> </w:t>
-      </w:r>
-      <w:proofErr w:type="spellStart"/>
-      <w:r>
-        <w:t>tác</w:t>
-      </w:r>
-      <w:proofErr w:type="spellEnd"/>
-      <w:r>
-        <w:t xml:space="preserve"> SQL Server.</w:t>
+      <w:r>
+        <w:rPr>
+          <w:b/>
+          <w:bCs/>
+        </w:rPr>
+        <w:t>UserRepository:</w:t>
+      </w:r>
+      <w:r>
+        <w:t xml:space="preserve"> Chạy lệnh Entity Framework tương tác SQL Server.</w:t>
       </w:r>
     </w:p>
     <w:p>
@@ -512,141 +341,28 @@
         <w:pStyle w:val="NormalWeb"/>
         <w:ind w:left="720" w:firstLine="720"/>
       </w:pPr>
-      <w:proofErr w:type="gramStart"/>
       <w:r>
         <w:t xml:space="preserve">  </w:t>
       </w:r>
-      <w:proofErr w:type="spellStart"/>
-      <w:r>
-        <w:rPr>
-          <w:b/>
-          <w:bCs/>
-        </w:rPr>
-        <w:t>AutoMapper</w:t>
-      </w:r>
-      <w:proofErr w:type="spellEnd"/>
-      <w:proofErr w:type="gramEnd"/>
-      <w:r>
-        <w:rPr>
-          <w:b/>
-          <w:bCs/>
-        </w:rPr>
-        <w:t>:</w:t>
-      </w:r>
-      <w:r>
-        <w:t xml:space="preserve"> </w:t>
-      </w:r>
-      <w:proofErr w:type="spellStart"/>
-      <w:r>
-        <w:t>Giúp</w:t>
-      </w:r>
-      <w:proofErr w:type="spellEnd"/>
-      <w:r>
-        <w:t xml:space="preserve"> code </w:t>
-      </w:r>
-      <w:proofErr w:type="spellStart"/>
-      <w:r>
-        <w:t>trong</w:t>
-      </w:r>
-      <w:proofErr w:type="spellEnd"/>
-      <w:r>
-        <w:t xml:space="preserve"> Service </w:t>
-      </w:r>
-      <w:proofErr w:type="spellStart"/>
-      <w:r>
-        <w:t>ngắn</w:t>
-      </w:r>
-      <w:proofErr w:type="spellEnd"/>
-      <w:r>
-        <w:t xml:space="preserve"> </w:t>
-      </w:r>
-      <w:proofErr w:type="spellStart"/>
-      <w:r>
-        <w:t>gọn</w:t>
-      </w:r>
-      <w:proofErr w:type="spellEnd"/>
-      <w:r>
-        <w:t xml:space="preserve"> </w:t>
-      </w:r>
-      <w:proofErr w:type="spellStart"/>
-      <w:r>
-        <w:t>hơn</w:t>
-      </w:r>
-      <w:proofErr w:type="spellEnd"/>
-      <w:r>
-        <w:t xml:space="preserve"> (</w:t>
-      </w:r>
-      <w:proofErr w:type="spellStart"/>
-      <w:r>
-        <w:t>không</w:t>
-      </w:r>
-      <w:proofErr w:type="spellEnd"/>
-      <w:r>
-        <w:t xml:space="preserve"> </w:t>
-      </w:r>
-      <w:proofErr w:type="spellStart"/>
-      <w:r>
-        <w:t>phải</w:t>
-      </w:r>
-      <w:proofErr w:type="spellEnd"/>
-      <w:r>
-        <w:t xml:space="preserve"> </w:t>
-      </w:r>
-      <w:proofErr w:type="spellStart"/>
-      <w:r>
-        <w:t>viết</w:t>
-      </w:r>
-      <w:proofErr w:type="spellEnd"/>
-      <w:r>
-        <w:t xml:space="preserve"> </w:t>
-      </w:r>
-      <w:proofErr w:type="spellStart"/>
-      <w:proofErr w:type="gramStart"/>
+      <w:r>
+        <w:rPr>
+          <w:b/>
+          <w:bCs/>
+        </w:rPr>
+        <w:t>AutoMapper:</w:t>
+      </w:r>
+      <w:r>
+        <w:t xml:space="preserve"> Giúp code trong Service ngắn gọn hơn (không phải viết </w:t>
+      </w:r>
       <w:r>
         <w:rPr>
           <w:rStyle w:val="HTMLCode"/>
           <w:rFonts w:ascii="Times New Roman" w:eastAsiaTheme="majorEastAsia" w:hAnsi="Times New Roman" w:cs="Times New Roman"/>
         </w:rPr>
-        <w:t>user.Email</w:t>
-      </w:r>
-      <w:proofErr w:type="spellEnd"/>
-      <w:proofErr w:type="gramEnd"/>
-      <w:r>
-        <w:rPr>
-          <w:rStyle w:val="HTMLCode"/>
-          <w:rFonts w:ascii="Times New Roman" w:eastAsiaTheme="majorEastAsia" w:hAnsi="Times New Roman" w:cs="Times New Roman"/>
-        </w:rPr>
-        <w:t xml:space="preserve"> = </w:t>
-      </w:r>
-      <w:proofErr w:type="spellStart"/>
-      <w:proofErr w:type="gramStart"/>
-      <w:r>
-        <w:rPr>
-          <w:rStyle w:val="HTMLCode"/>
-          <w:rFonts w:ascii="Times New Roman" w:eastAsiaTheme="majorEastAsia" w:hAnsi="Times New Roman" w:cs="Times New Roman"/>
-        </w:rPr>
-        <w:t>request.Email</w:t>
-      </w:r>
-      <w:proofErr w:type="spellEnd"/>
-      <w:proofErr w:type="gramEnd"/>
-      <w:r>
-        <w:t xml:space="preserve"> </w:t>
-      </w:r>
-      <w:proofErr w:type="spellStart"/>
-      <w:r>
-        <w:t>thủ</w:t>
-      </w:r>
-      <w:proofErr w:type="spellEnd"/>
-      <w:r>
-        <w:t xml:space="preserve"> </w:t>
-      </w:r>
-      <w:proofErr w:type="spellStart"/>
-      <w:r>
-        <w:t>công</w:t>
-      </w:r>
-      <w:proofErr w:type="spellEnd"/>
-      <w:r>
-        <w:t>).</w:t>
+        <w:t>user.Email = request.Email</w:t>
+      </w:r>
+      <w:r>
+        <w:t xml:space="preserve"> thủ công).</w:t>
       </w:r>
     </w:p>
     <w:p>
@@ -4496,7 +4212,7 @@
           <w:lang w:val="en-US"/>
         </w:rPr>
         <w:drawing>
-          <wp:inline distT="0" distB="0" distL="0" distR="0" wp14:anchorId="5BA575C1" wp14:editId="14D71B5F">
+          <wp:inline distT="0" distB="0" distL="0" distR="0" wp14:anchorId="5BA575C1" wp14:editId="3500E59C">
             <wp:extent cx="5943600" cy="4004945"/>
             <wp:effectExtent l="0" t="0" r="0" b="0"/>
             <wp:docPr id="825814144" name="Picture 1" descr="admin dashboard interface with charts and statistics, do AI tạo"/>
@@ -5260,6 +4976,34 @@
           <w:lang w:val="en-US"/>
         </w:rPr>
       </w:pPr>
+    </w:p>
+    <w:p>
+      <w:pPr>
+        <w:rPr>
+          <w:rFonts w:ascii="Times New Roman" w:hAnsi="Times New Roman" w:cs="Times New Roman"/>
+          <w:lang w:val="en-US"/>
+        </w:rPr>
+      </w:pPr>
+    </w:p>
+    <w:p>
+      <w:pPr>
+        <w:pStyle w:val="ListParagraph"/>
+        <w:numPr>
+          <w:ilvl w:val="0"/>
+          <w:numId w:val="16"/>
+        </w:numPr>
+        <w:rPr>
+          <w:rFonts w:ascii="Times New Roman" w:hAnsi="Times New Roman" w:cs="Times New Roman"/>
+          <w:lang w:val="en-US"/>
+        </w:rPr>
+      </w:pPr>
+      <w:r>
+        <w:rPr>
+          <w:rFonts w:ascii="Times New Roman" w:hAnsi="Times New Roman" w:cs="Times New Roman"/>
+          <w:lang w:val="en-US"/>
+        </w:rPr>
+        <w:t xml:space="preserve">Lưu việc làm </w:t>
+      </w:r>
     </w:p>
     <w:p>
       <w:pPr>
